--- a/projects/valuepickr-open-screen/docs/Repono Ltd.docx
+++ b/projects/valuepickr-open-screen/docs/Repono Ltd.docx
@@ -32,7 +32,7 @@
           <w:sz w:val="22"/>
           <w:szCs w:val="22"/>
         </w:rPr>
-        <w:t xml:space="preserve">Cheap, high-ROCE BSE-SME petroleum-storage/O&amp;M play with a Reliance contract as a credential — SME liquidity and short history are the constraints</w:t>
+        <w:t xml:space="preserve">Cheap BSE-SME petroleum-terminalling / O&amp;M play that has now SIGNED a 20-year Reliance EPC + O&amp;M contract (Jun 2026) via a dedicated SPV — a real credential upgrade — offset by FY26 operating cash flow turning negative on the working-capital + terminal build, plus SME liquidity and a ~1-year public history</w:t>
       </w:r>
     </w:p>
     <w:p>
@@ -49,7 +49,7 @@
         <w:spacing w:after="120"/>
       </w:pPr>
       <w:r>
-        <w:t xml:space="preserve">Repono (BSE SME, 544463; incorporated 2017, listed Aug 2025) provides integrated operations &amp; maintenance (O&amp;M), logistics support and 360-degree warehousing / liquid-terminal services focused on the oil value chain (crude, ethanol, petrochemicals, lube blending, specialty chemicals, ATF) plus FFS polymer bagging. Small ValuePickr thread (6 posts) read to June 2026.</w:t>
+        <w:t xml:space="preserve">Repono (BSE SME, 544463; incorporated 2017, listed Aug 2025) provides integrated operations &amp; maintenance (O&amp;M), logistics support and 360-degree warehousing / liquid-terminal services focused on the oil value chain (crude, ethanol, petrochemicals, lube blending, specialty chemicals, ATF) plus FFS polymer bagging. In FY26 it formalised a step-down subsidiary (Repono Mathura Terminal Pvt Ltd, the SPV for the Reliance terminal) and a 51% Saudi Arabia JV (Golden Wing Trading Company). Small ValuePickr thread (6 posts) read to June 2026.</w:t>
       </w:r>
     </w:p>
     <w:p>
@@ -99,7 +99,7 @@
           </w:tcPr>
           <w:p>
             <w:r>
-              <w:t xml:space="preserve">~Rs 79 Cr (BSE SME)</w:t>
+              <w:t xml:space="preserve">~Rs 81 Cr (BSE SME)</w:t>
             </w:r>
           </w:p>
         </w:tc>
@@ -126,7 +126,7 @@
           </w:tcPr>
           <w:p>
             <w:r>
-              <w:t xml:space="preserve">~22.4% / ~27.4%</w:t>
+              <w:t xml:space="preserve">~15% ROE / ~17-20% ROCE (compressed from the ~27% historical figure as capital scaled ahead of revenue)</w:t>
             </w:r>
           </w:p>
         </w:tc>
@@ -153,7 +153,7 @@
           </w:tcPr>
           <w:p>
             <w:r>
-              <w:t xml:space="preserve">FY26 ~Rs 66.5 Cr (+29%) / ~Rs 6.6 Cr (+29%)</w:t>
+              <w:t xml:space="preserve">FY26 ~Rs 65.3 Cr (+29%) / ~Rs 6.6 Cr (+29%); EBITDA ~Rs 10 Cr (~15-17% margin); EPS ~Rs 6.4</w:t>
             </w:r>
           </w:p>
         </w:tc>
@@ -180,34 +180,34 @@
           </w:tcPr>
           <w:p>
             <w:r>
-              <w:t xml:space="preserve">~27% 5-yr CAGR; FY26 +29%</w:t>
-            </w:r>
-          </w:p>
-        </w:tc>
-      </w:tr>
-      <w:tr>
-        <w:tc>
-          <w:tcPr>
-            <w:tcW w:type="dxa" w:w="3200"/>
-            <w:shd w:fill="F2F2F2" w:val="clear"/>
-          </w:tcPr>
-          <w:p>
-            <w:r>
-              <w:rPr>
-                <w:b/>
-                <w:bCs/>
-              </w:rPr>
-              <w:t xml:space="preserve">Debt/Equity</w:t>
-            </w:r>
-          </w:p>
-        </w:tc>
-        <w:tc>
-          <w:tcPr>
-            <w:tcW w:type="dxa" w:w="5800"/>
-          </w:tcPr>
-          <w:p>
-            <w:r>
-              <w:t xml:space="preserve">~1% (effectively debt-free)</w:t>
+              <w:t xml:space="preserve">~27% 5-yr CAGR; FY25 ~+27%, FY26 +29%; H1 FY26 total income +38%</w:t>
+            </w:r>
+          </w:p>
+        </w:tc>
+      </w:tr>
+      <w:tr>
+        <w:tc>
+          <w:tcPr>
+            <w:tcW w:type="dxa" w:w="3200"/>
+            <w:shd w:fill="F2F2F2" w:val="clear"/>
+          </w:tcPr>
+          <w:p>
+            <w:r>
+              <w:rPr>
+                <w:b/>
+                <w:bCs/>
+              </w:rPr>
+              <w:t xml:space="preserve">Cash flow / debt</w:t>
+            </w:r>
+          </w:p>
+        </w:tc>
+        <w:tc>
+          <w:tcPr>
+            <w:tcW w:type="dxa" w:w="5800"/>
+          </w:tcPr>
+          <w:p>
+            <w:r>
+              <w:t xml:space="preserve">FY26 operating cash flow NEGATIVE ~Rs 15 Cr; capex ~Rs 11 Cr; FCF ~ -Rs 26 Cr. Total debt ~Rs 9 Cr (up from near-zero), D/E ~0.2x. Cash conversion cycle ~46 days.</w:t>
             </w:r>
           </w:p>
         </w:tc>
@@ -234,7 +234,7 @@
           </w:tcPr>
           <w:p>
             <w:r>
-              <w:t xml:space="preserve">P/E ~11.7, Book value ~Rs 43</w:t>
+              <w:t xml:space="preserve">P/E ~12.3, P/B ~1.8, book value ~Rs 43</w:t>
             </w:r>
           </w:p>
         </w:tc>
@@ -277,7 +277,7 @@
         <w:spacing w:after="120"/>
       </w:pPr>
       <w:r>
-        <w:t xml:space="preserve">Genuinely attractive combination: ROCE ~27%, ROE ~22%, ~27% multi-year revenue CAGR, effectively debt-free, at a P/E of ~11.7 — cheap for the return profile. The main practical constraint is BSE-SME liquidity and a very short public history (listed Aug 2025). A supply/O&amp;M agreement with Reliance Industries is a major credential, but per community discussion the revenue impact is ~3 years out (around 2029).</w:t>
+        <w:t xml:space="preserve">The headline package still looks cheap for the return profile — ~27% multi-year revenue CAGR, effectively low debt, P/E ~12.3 — but this pass surfaces two material changes. (1) The Reliance relationship has moved from an unverified 'supply/O&amp;M agreement' to a SIGNED 20-year, multi-crore contract (announced 16 Jun 2026) under which Repono handles the full EPC phase and then lifetime O&amp;M of a greenfield, rail-fed petrol/diesel/ethanol POL terminal in western UP, executed through a dedicated SPV, Repono Mathura Terminal Pvt Ltd. Revenue impact is still ~3 years out (roughly FY29). (2) FY26 operating cash flow was negative ~Rs 15 Cr (capex ~Rs 11 Cr; FCF ~ -Rs 26 Cr) as working capital and the terminal build scaled ahead of revenue, and ROE has compressed to ~15% (from the ~27% historical figure). A 51% Saudi Arabia JV (Golden Wing Trading Company) adds unproven new-geography optionality. The company secretary/compliance officer resigned effective 3 Jun 2026 (audit opinion for FY26 was unmodified); a GST dispute is disclosed. Promoters hold ~72%, no pledge.</w:t>
       </w:r>
     </w:p>
     <w:p>
@@ -286,15 +286,439 @@
         <w:spacing w:after="120" w:before="280"/>
       </w:pPr>
       <w:r>
-        <w:t xml:space="preserve">Technical Read (Weekly / Monthly MACD + Bollinger Bands, or RSI/CCI/Williams %R proxy)</w:t>
-      </w:r>
-    </w:p>
-    <w:p>
-      <w:pPr>
-        <w:spacing w:after="120"/>
-      </w:pPr>
-      <w:r>
-        <w:t xml:space="preserve">Not independently pulled. 52-week range Rs 43-107; stock roughly 2.5x off its low with a mid-2026 rally that one community poster attributed partly to trader activity after a broker mention.</w:t>
+        <w:t xml:space="preserve">Deep-Dive: Primary Documents (Annual Reports, Quarterly Results, Exchange Filings)</w:t>
+      </w:r>
+    </w:p>
+    <w:p>
+      <w:pPr>
+        <w:spacing w:after="120"/>
+      </w:pPr>
+      <w:r>
+        <w:rPr>
+          <w:i/>
+          <w:iCs/>
+          <w:color w:val="666666"/>
+          <w:sz w:val="18"/>
+          <w:szCs w:val="18"/>
+        </w:rPr>
+        <w:t xml:space="preserve">Pass 1 — 2026-09-08. Built from the company's own filings (3 years of annual reports, ~4 quarters of results/concalls, and 6 months of BSE/NSE announcements), read via the web — a deeper layer than the forum-sentiment read below.</w:t>
+      </w:r>
+    </w:p>
+    <w:p>
+      <w:pPr>
+        <w:spacing w:after="120"/>
+      </w:pPr>
+      <w:r>
+        <w:rPr>
+          <w:b/>
+          <w:bCs/>
+          <w:sz w:val="20"/>
+          <w:szCs w:val="20"/>
+        </w:rPr>
+        <w:t xml:space="preserve">Sources reviewed this pass:</w:t>
+      </w:r>
+    </w:p>
+    <w:p>
+      <w:pPr>
+        <w:pStyle w:val="ListParagraph"/>
+        <w:numPr>
+          <w:ilvl w:val="0"/>
+          <w:numId w:val="1"/>
+        </w:numPr>
+        <w:spacing w:after="60"/>
+      </w:pPr>
+      <w:r>
+        <w:t xml:space="preserve">FY26 audited results + press releases (total income Rs 66.45 Cr +29%, EBITDA ~Rs 10-11 Cr, PAT Rs 6.58 Cr, EPS Rs 6.4); screener.in consolidated (P/E 12.3, P/B 1.8, BV 43.4, cash flow, shareholding) — no 3-yr AR / DRHP pulled this pass</w:t>
+      </w:r>
+    </w:p>
+    <w:p>
+      <w:pPr>
+        <w:pStyle w:val="ListParagraph"/>
+        <w:numPr>
+          <w:ilvl w:val="0"/>
+          <w:numId w:val="1"/>
+        </w:numPr>
+        <w:spacing w:after="60"/>
+      </w:pPr>
+      <w:r>
+        <w:t xml:space="preserve">H1 FY26 (total income +38%); no Q1 FY27 numbers disclosed on BSE-SME as of this pass</w:t>
+      </w:r>
+    </w:p>
+    <w:p>
+      <w:pPr>
+        <w:pStyle w:val="ListParagraph"/>
+        <w:numPr>
+          <w:ilvl w:val="0"/>
+          <w:numId w:val="1"/>
+        </w:numPr>
+        <w:spacing w:after="60"/>
+      </w:pPr>
+      <w:r>
+        <w:t xml:space="preserve">BSE/press announcements Jun 2026: Reliance 20-yr EPC+O&amp;M contract (16 Jun), Saudi JV, CS resignation (3 Jun), GST dispute</w:t>
+      </w:r>
+    </w:p>
+    <w:p>
+      <w:pPr>
+        <w:spacing w:after="120"/>
+      </w:pPr>
+      <w:r>
+        <w:rPr>
+          <w:b/>
+          <w:bCs/>
+          <w:sz w:val="20"/>
+          <w:szCs w:val="20"/>
+        </w:rPr>
+        <w:t xml:space="preserve">Annual-report findings (3-year view):</w:t>
+      </w:r>
+    </w:p>
+    <w:p>
+      <w:pPr>
+        <w:pStyle w:val="ListParagraph"/>
+        <w:numPr>
+          <w:ilvl w:val="0"/>
+          <w:numId w:val="1"/>
+        </w:numPr>
+        <w:spacing w:after="60"/>
+      </w:pPr>
+      <w:r>
+        <w:t xml:space="preserve">FY26 revenue from operations ~Rs 65.3 Cr (+~27%), total income Rs 66.45 Cr (+29%), EBITDA ~Rs 10 Cr (~15-17% margin), PAT Rs 6.58 Cr (+29%), EPS Rs 6.4</w:t>
+      </w:r>
+    </w:p>
+    <w:p>
+      <w:pPr>
+        <w:pStyle w:val="ListParagraph"/>
+        <w:numPr>
+          <w:ilvl w:val="0"/>
+          <w:numId w:val="1"/>
+        </w:numPr>
+        <w:spacing w:after="60"/>
+      </w:pPr>
+      <w:r>
+        <w:t xml:space="preserve">FY26 operating cash flow NEGATIVE ~Rs 15.1 Cr; capex ~Rs 10.7 Cr; free cash flow ~ -Rs 26 Cr — working capital plus terminal-SPV build ran ahead of revenue</w:t>
+      </w:r>
+    </w:p>
+    <w:p>
+      <w:pPr>
+        <w:pStyle w:val="ListParagraph"/>
+        <w:numPr>
+          <w:ilvl w:val="0"/>
+          <w:numId w:val="1"/>
+        </w:numPr>
+        <w:spacing w:after="60"/>
+      </w:pPr>
+      <w:r>
+        <w:t xml:space="preserve">Total debt rose to ~Rs 9.1 Cr from a near-debt-free base; D/E ~0.2x; cash conversion cycle ~46 days</w:t>
+      </w:r>
+    </w:p>
+    <w:p>
+      <w:pPr>
+        <w:pStyle w:val="ListParagraph"/>
+        <w:numPr>
+          <w:ilvl w:val="0"/>
+          <w:numId w:val="1"/>
+        </w:numPr>
+        <w:spacing w:after="60"/>
+      </w:pPr>
+      <w:r>
+        <w:t xml:space="preserve">Promoters ~72.5%, DIIs ~7.3%, no pledge disclosed; no dividend (0% yield)</w:t>
+      </w:r>
+    </w:p>
+    <w:p>
+      <w:pPr>
+        <w:pStyle w:val="ListParagraph"/>
+        <w:numPr>
+          <w:ilvl w:val="0"/>
+          <w:numId w:val="1"/>
+        </w:numPr>
+        <w:spacing w:after="60"/>
+      </w:pPr>
+      <w:r>
+        <w:t xml:space="preserve">Incorporated step-down subsidiary Repono Mathura Terminal Pvt Ltd (Reliance SPV) and a 51% Saudi Arabia JV (Golden Wing Trading Company)</w:t>
+      </w:r>
+    </w:p>
+    <w:p>
+      <w:pPr>
+        <w:spacing w:after="120"/>
+      </w:pPr>
+      <w:r>
+        <w:rPr>
+          <w:b/>
+          <w:bCs/>
+          <w:sz w:val="20"/>
+          <w:szCs w:val="20"/>
+        </w:rPr>
+        <w:t xml:space="preserve">Quarterly trend (last ~4 quarters + concall commentary):</w:t>
+      </w:r>
+    </w:p>
+    <w:p>
+      <w:pPr>
+        <w:pStyle w:val="ListParagraph"/>
+        <w:numPr>
+          <w:ilvl w:val="0"/>
+          <w:numId w:val="1"/>
+        </w:numPr>
+        <w:spacing w:after="60"/>
+      </w:pPr>
+      <w:r>
+        <w:t xml:space="preserve">H1 FY26 total income +38% YoY; full-year FY26 +29% — implies H2 decelerated vs H1</w:t>
+      </w:r>
+    </w:p>
+    <w:p>
+      <w:pPr>
+        <w:pStyle w:val="ListParagraph"/>
+        <w:numPr>
+          <w:ilvl w:val="0"/>
+          <w:numId w:val="1"/>
+        </w:numPr>
+        <w:spacing w:after="60"/>
+      </w:pPr>
+      <w:r>
+        <w:t xml:space="preserve">No Q1 FY27 result disclosed on the BSE-SME platform at the time of this pass</w:t>
+      </w:r>
+    </w:p>
+    <w:p>
+      <w:pPr>
+        <w:pStyle w:val="ListParagraph"/>
+        <w:numPr>
+          <w:ilvl w:val="0"/>
+          <w:numId w:val="1"/>
+        </w:numPr>
+        <w:spacing w:after="60"/>
+      </w:pPr>
+      <w:r>
+        <w:t xml:space="preserve">No earnings concall for a company this size beyond the H1 FY26 transcript linked on the VP thread</w:t>
+      </w:r>
+    </w:p>
+    <w:p>
+      <w:pPr>
+        <w:spacing w:after="120"/>
+      </w:pPr>
+      <w:r>
+        <w:rPr>
+          <w:b/>
+          <w:bCs/>
+          <w:sz w:val="20"/>
+          <w:szCs w:val="20"/>
+        </w:rPr>
+        <w:t xml:space="preserve">Exchange announcements (last 6 months):</w:t>
+      </w:r>
+    </w:p>
+    <w:p>
+      <w:pPr>
+        <w:pStyle w:val="ListParagraph"/>
+        <w:numPr>
+          <w:ilvl w:val="0"/>
+          <w:numId w:val="1"/>
+        </w:numPr>
+        <w:spacing w:after="60"/>
+      </w:pPr>
+      <w:r>
+        <w:t xml:space="preserve">16 Jun 2026 — signed 20-year multi-crore contract with Reliance Industries: full EPC then lifetime O&amp;M of a greenfield rail-fed petrol/diesel/ethanol POL terminal in western UP, via SPV Repono Mathura Terminal Pvt Ltd</w:t>
+      </w:r>
+    </w:p>
+    <w:p>
+      <w:pPr>
+        <w:pStyle w:val="ListParagraph"/>
+        <w:numPr>
+          <w:ilvl w:val="0"/>
+          <w:numId w:val="1"/>
+        </w:numPr>
+        <w:spacing w:after="60"/>
+      </w:pPr>
+      <w:r>
+        <w:t xml:space="preserve">FY26 — 51% Saudi Arabia JV, Golden Wing Trading Company</w:t>
+      </w:r>
+    </w:p>
+    <w:p>
+      <w:pPr>
+        <w:pStyle w:val="ListParagraph"/>
+        <w:numPr>
+          <w:ilvl w:val="0"/>
+          <w:numId w:val="1"/>
+        </w:numPr>
+        <w:spacing w:after="60"/>
+      </w:pPr>
+      <w:r>
+        <w:t xml:space="preserve">3 Jun 2026 — company secretary / compliance officer resigned (FY26 audit opinion unmodified)</w:t>
+      </w:r>
+    </w:p>
+    <w:p>
+      <w:pPr>
+        <w:pStyle w:val="ListParagraph"/>
+        <w:numPr>
+          <w:ilvl w:val="0"/>
+          <w:numId w:val="1"/>
+        </w:numPr>
+        <w:spacing w:after="60"/>
+      </w:pPr>
+      <w:r>
+        <w:t xml:space="preserve">GST dispute disclosed alongside FY26 results</w:t>
+      </w:r>
+    </w:p>
+    <w:p>
+      <w:pPr>
+        <w:spacing w:after="120"/>
+      </w:pPr>
+      <w:r>
+        <w:rPr>
+          <w:b/>
+          <w:bCs/>
+          <w:sz w:val="20"/>
+          <w:szCs w:val="20"/>
+        </w:rPr>
+        <w:t xml:space="preserve">Key new facts vs. the prior write-up:</w:t>
+      </w:r>
+    </w:p>
+    <w:p>
+      <w:pPr>
+        <w:pStyle w:val="ListParagraph"/>
+        <w:numPr>
+          <w:ilvl w:val="0"/>
+          <w:numId w:val="1"/>
+        </w:numPr>
+        <w:spacing w:after="60"/>
+      </w:pPr>
+      <w:r>
+        <w:t xml:space="preserve">The Reliance relationship is now a SIGNED 20-year EPC+O&amp;M contract with a dedicated SPV — not the unverified 'agreement' the prior write-up recorded</w:t>
+      </w:r>
+    </w:p>
+    <w:p>
+      <w:pPr>
+        <w:pStyle w:val="ListParagraph"/>
+        <w:numPr>
+          <w:ilvl w:val="0"/>
+          <w:numId w:val="1"/>
+        </w:numPr>
+        <w:spacing w:after="60"/>
+      </w:pPr>
+      <w:r>
+        <w:t xml:space="preserve">FY26 operating cash flow was negative ~Rs 15 Cr and FCF ~ -Rs 26 Cr — a new, material offset the prior write-up did not have</w:t>
+      </w:r>
+    </w:p>
+    <w:p>
+      <w:pPr>
+        <w:pStyle w:val="ListParagraph"/>
+        <w:numPr>
+          <w:ilvl w:val="0"/>
+          <w:numId w:val="1"/>
+        </w:numPr>
+        <w:spacing w:after="60"/>
+      </w:pPr>
+      <w:r>
+        <w:t xml:space="preserve">ROE has compressed to ~15% (screener) from the ~27% historical figure carried in the record</w:t>
+      </w:r>
+    </w:p>
+    <w:p>
+      <w:pPr>
+        <w:pStyle w:val="ListParagraph"/>
+        <w:numPr>
+          <w:ilvl w:val="0"/>
+          <w:numId w:val="1"/>
+        </w:numPr>
+        <w:spacing w:after="60"/>
+      </w:pPr>
+      <w:r>
+        <w:t xml:space="preserve">51% Saudi JV and a Mathura terminal step-down subsidiary are both new since the last write-up</w:t>
+      </w:r>
+    </w:p>
+    <w:p>
+      <w:pPr>
+        <w:spacing w:after="120"/>
+      </w:pPr>
+      <w:r>
+        <w:rPr>
+          <w:b/>
+          <w:bCs/>
+          <w:sz w:val="20"/>
+          <w:szCs w:val="20"/>
+        </w:rPr>
+        <w:t xml:space="preserve">Open questions / what to watch:</w:t>
+      </w:r>
+    </w:p>
+    <w:p>
+      <w:pPr>
+        <w:pStyle w:val="ListParagraph"/>
+        <w:numPr>
+          <w:ilvl w:val="0"/>
+          <w:numId w:val="1"/>
+        </w:numPr>
+        <w:spacing w:after="60"/>
+      </w:pPr>
+      <w:r>
+        <w:t xml:space="preserve">Mathura terminal: capex quantum, funding plan, financial-close date and commissioning schedule — none disclosed</w:t>
+      </w:r>
+    </w:p>
+    <w:p>
+      <w:pPr>
+        <w:pStyle w:val="ListParagraph"/>
+        <w:numPr>
+          <w:ilvl w:val="0"/>
+          <w:numId w:val="1"/>
+        </w:numPr>
+        <w:spacing w:after="60"/>
+      </w:pPr>
+      <w:r>
+        <w:t xml:space="preserve">Why did FY26 operating cash flow go negative — one-off working-capital build or a structural receivables issue?</w:t>
+      </w:r>
+    </w:p>
+    <w:p>
+      <w:pPr>
+        <w:pStyle w:val="ListParagraph"/>
+        <w:numPr>
+          <w:ilvl w:val="0"/>
+          <w:numId w:val="1"/>
+        </w:numPr>
+        <w:spacing w:after="60"/>
+      </w:pPr>
+      <w:r>
+        <w:t xml:space="preserve">Company under ~3 years of verifiable public financials — no per-year Coffee-Can track_record built (deliberately absent, not zero)</w:t>
+      </w:r>
+    </w:p>
+    <w:p>
+      <w:pPr>
+        <w:pStyle w:val="ListParagraph"/>
+        <w:numPr>
+          <w:ilvl w:val="0"/>
+          <w:numId w:val="1"/>
+        </w:numPr>
+        <w:spacing w:after="60"/>
+      </w:pPr>
+      <w:r>
+        <w:t xml:space="preserve">3-year annual report / DRHP not pulled this pass — RPT trend, contingent liabilities, GST-dispute quantum unverified</w:t>
+      </w:r>
+    </w:p>
+    <w:p>
+      <w:pPr>
+        <w:pStyle w:val="ListParagraph"/>
+        <w:numPr>
+          <w:ilvl w:val="0"/>
+          <w:numId w:val="1"/>
+        </w:numPr>
+        <w:spacing w:after="60"/>
+      </w:pPr>
+      <w:r>
+        <w:t xml:space="preserve">Is the Saudi JV operational or a shell? No contract wins disclosed</w:t>
+      </w:r>
+    </w:p>
+    <w:p>
+      <w:pPr>
+        <w:spacing w:after="120" w:before="120"/>
+      </w:pPr>
+      <w:r>
+        <w:rPr>
+          <w:b/>
+          <w:bCs/>
+          <w:sz w:val="20"/>
+          <w:szCs w:val="20"/>
+        </w:rPr>
+        <w:t xml:space="preserve">Conviction impact: </w:t>
+      </w:r>
+      <w:r>
+        <w:rPr>
+          <w:sz w:val="20"/>
+          <w:szCs w:val="20"/>
+        </w:rPr>
+        <w:t xml:space="preserve">Medium -&gt; Medium. The signed 20-year Reliance EPC+O&amp;M contract (with SPV incorporated) is a genuine credential upgrade and keeps the 10x frame intact, but FY26 operating cash flow turning negative (-~Rs 15 Cr), ROE compression to ~15%, the ~FY29 revenue lag on the flagship asset, and SME liquidity all argue against lifting conviction this pass.</w:t>
       </w:r>
     </w:p>
     <w:p>
@@ -303,15 +727,22 @@
         <w:spacing w:after="120" w:before="280"/>
       </w:pPr>
       <w:r>
-        <w:t xml:space="preserve">ValuePickr Community Signal</w:t>
-      </w:r>
-    </w:p>
-    <w:p>
-      <w:pPr>
-        <w:spacing w:after="120"/>
-      </w:pPr>
-      <w:r>
-        <w:t xml:space="preserve">Small ValuePickr thread (6 posts, highest post #7), first-time read of all inline posts, spanning Dec 2025 to June 2026. Santosh_Kadam wrote the business primer; Chandan_Sharma linked the H1 FY26 concall transcript; deepakreads (June 2026) cautioned the current rally may be trader-driven and that the Reliance agreement will take ~3 years to show in numbers, while noting the promoters are pursuing a second large contract.</w:t>
+        <w:t xml:space="preserve">Guidance &amp; Expectation Gap</w:t>
+      </w:r>
+    </w:p>
+    <w:p>
+      <w:pPr>
+        <w:spacing w:after="120"/>
+      </w:pPr>
+      <w:r>
+        <w:rPr>
+          <w:i/>
+          <w:iCs/>
+          <w:color w:val="666666"/>
+          <w:sz w:val="18"/>
+          <w:szCs w:val="18"/>
+        </w:rPr>
+        <w:t xml:space="preserve">Management guidance decoded into commitments, graded on the expectation → action → operational → commercial → financial ladder, then compared to what the current price appears to assume. Method: playbook/guidance-and-expectation-gap.md.</w:t>
       </w:r>
     </w:p>
     <w:p>
@@ -325,14 +756,948 @@
           <w:sz w:val="20"/>
           <w:szCs w:val="20"/>
         </w:rPr>
-        <w:t xml:space="preserve">High-conviction call from a top contributor: </w:t>
-      </w:r>
-      <w:r>
-        <w:rPr>
-          <w:sz w:val="20"/>
-          <w:szCs w:val="20"/>
-        </w:rPr>
-        <w:t xml:space="preserve">No trusted-roster users in the thread. deepakreads' post is the most balanced: positive on the Reliance credential and pipeline, cautious on near-term rally sustainability and the long revenue-recognition lag.</w:t>
+        <w:t xml:space="preserve">Commitment ladder (most-proven first):</w:t>
+      </w:r>
+    </w:p>
+    <w:tbl>
+      <w:tblPr>
+        <w:tblW w:type="dxa" w:w="9000"/>
+        <w:tblBorders>
+          <w:top w:val="single" w:color="auto" w:sz="4"/>
+          <w:left w:val="single" w:color="auto" w:sz="4"/>
+          <w:bottom w:val="single" w:color="auto" w:sz="4"/>
+          <w:right w:val="single" w:color="auto" w:sz="4"/>
+          <w:insideH w:val="single" w:color="auto" w:sz="4"/>
+          <w:insideV w:val="single" w:color="auto" w:sz="4"/>
+        </w:tblBorders>
+      </w:tblPr>
+      <w:tblGrid>
+        <w:gridCol w:w="1100"/>
+        <w:gridCol w:w="2600"/>
+        <w:gridCol w:w="2400"/>
+        <w:gridCol w:w="900"/>
+        <w:gridCol w:w="1200"/>
+        <w:gridCol w:w="800"/>
+      </w:tblGrid>
+      <w:tr>
+        <w:trPr>
+          <w:tblHeader/>
+        </w:trPr>
+        <w:tc>
+          <w:tcPr>
+            <w:tcW w:type="dxa" w:w="1100"/>
+            <w:shd w:fill="F2F2F2" w:val="clear"/>
+          </w:tcPr>
+          <w:p>
+            <w:r>
+              <w:rPr>
+                <w:b/>
+                <w:bCs/>
+                <w:sz w:val="18"/>
+                <w:szCs w:val="18"/>
+              </w:rPr>
+              <w:t xml:space="preserve">Area</w:t>
+            </w:r>
+          </w:p>
+        </w:tc>
+        <w:tc>
+          <w:tcPr>
+            <w:tcW w:type="dxa" w:w="2600"/>
+            <w:shd w:fill="F2F2F2" w:val="clear"/>
+          </w:tcPr>
+          <w:p>
+            <w:r>
+              <w:rPr>
+                <w:b/>
+                <w:bCs/>
+                <w:sz w:val="18"/>
+                <w:szCs w:val="18"/>
+              </w:rPr>
+              <w:t xml:space="preserve">Commitment</w:t>
+            </w:r>
+          </w:p>
+        </w:tc>
+        <w:tc>
+          <w:tcPr>
+            <w:tcW w:type="dxa" w:w="2400"/>
+            <w:shd w:fill="F2F2F2" w:val="clear"/>
+          </w:tcPr>
+          <w:p>
+            <w:r>
+              <w:rPr>
+                <w:b/>
+                <w:bCs/>
+                <w:sz w:val="18"/>
+                <w:szCs w:val="18"/>
+              </w:rPr>
+              <w:t xml:space="preserve">Specifics</w:t>
+            </w:r>
+          </w:p>
+        </w:tc>
+        <w:tc>
+          <w:tcPr>
+            <w:tcW w:type="dxa" w:w="900"/>
+            <w:shd w:fill="F2F2F2" w:val="clear"/>
+          </w:tcPr>
+          <w:p>
+            <w:r>
+              <w:rPr>
+                <w:b/>
+                <w:bCs/>
+                <w:sz w:val="18"/>
+                <w:szCs w:val="18"/>
+              </w:rPr>
+              <w:t xml:space="preserve">By when</w:t>
+            </w:r>
+          </w:p>
+        </w:tc>
+        <w:tc>
+          <w:tcPr>
+            <w:tcW w:type="dxa" w:w="1200"/>
+            <w:shd w:fill="F2F2F2" w:val="clear"/>
+          </w:tcPr>
+          <w:p>
+            <w:r>
+              <w:rPr>
+                <w:b/>
+                <w:bCs/>
+                <w:sz w:val="18"/>
+                <w:szCs w:val="18"/>
+              </w:rPr>
+              <w:t xml:space="preserve">Stage</w:t>
+            </w:r>
+          </w:p>
+        </w:tc>
+        <w:tc>
+          <w:tcPr>
+            <w:tcW w:type="dxa" w:w="800"/>
+            <w:shd w:fill="F2F2F2" w:val="clear"/>
+          </w:tcPr>
+          <w:p>
+            <w:r>
+              <w:rPr>
+                <w:b/>
+                <w:bCs/>
+                <w:sz w:val="18"/>
+                <w:szCs w:val="18"/>
+              </w:rPr>
+              <w:t xml:space="preserve">Thesis-critical</w:t>
+            </w:r>
+          </w:p>
+        </w:tc>
+      </w:tr>
+      <w:tr>
+        <w:tc>
+          <w:tcPr>
+            <w:tcW w:type="dxa" w:w="1100"/>
+          </w:tcPr>
+          <w:p>
+            <w:r>
+              <w:rPr>
+                <w:b w:val="false"/>
+                <w:bCs w:val="false"/>
+                <w:sz w:val="18"/>
+                <w:szCs w:val="18"/>
+              </w:rPr>
+              <w:t xml:space="preserve">new_business</w:t>
+            </w:r>
+          </w:p>
+        </w:tc>
+        <w:tc>
+          <w:tcPr>
+            <w:tcW w:type="dxa" w:w="2600"/>
+          </w:tcPr>
+          <w:p>
+            <w:r>
+              <w:rPr>
+                <w:b w:val="false"/>
+                <w:bCs w:val="false"/>
+                <w:sz w:val="18"/>
+                <w:szCs w:val="18"/>
+              </w:rPr>
+              <w:t xml:space="preserve">Execute 20-yr Reliance EPC + O&amp;M contract for a greenfield Mathura POL terminal</w:t>
+            </w:r>
+          </w:p>
+        </w:tc>
+        <w:tc>
+          <w:tcPr>
+            <w:tcW w:type="dxa" w:w="2400"/>
+          </w:tcPr>
+          <w:p>
+            <w:r>
+              <w:rPr>
+                <w:b w:val="false"/>
+                <w:bCs w:val="false"/>
+                <w:sz w:val="18"/>
+                <w:szCs w:val="18"/>
+              </w:rPr>
+              <w:t xml:space="preserve">rail-fed petrol/diesel/ethanol terminal, western UP, via SPV Repono Mathura Terminal Pvt Ltd; revenue ~FY29</w:t>
+            </w:r>
+          </w:p>
+        </w:tc>
+        <w:tc>
+          <w:tcPr>
+            <w:tcW w:type="dxa" w:w="900"/>
+          </w:tcPr>
+          <w:p>
+            <w:r>
+              <w:rPr>
+                <w:b w:val="false"/>
+                <w:bCs w:val="false"/>
+                <w:sz w:val="18"/>
+                <w:szCs w:val="18"/>
+              </w:rPr>
+              <w:t xml:space="preserve">beyond</w:t>
+            </w:r>
+          </w:p>
+        </w:tc>
+        <w:tc>
+          <w:tcPr>
+            <w:tcW w:type="dxa" w:w="1200"/>
+          </w:tcPr>
+          <w:p>
+            <w:r>
+              <w:rPr>
+                <w:b w:val="false"/>
+                <w:bCs w:val="false"/>
+                <w:sz w:val="18"/>
+                <w:szCs w:val="18"/>
+              </w:rPr>
+              <w:t xml:space="preserve">action</w:t>
+            </w:r>
+          </w:p>
+        </w:tc>
+        <w:tc>
+          <w:tcPr>
+            <w:tcW w:type="dxa" w:w="800"/>
+          </w:tcPr>
+          <w:p>
+            <w:r>
+              <w:rPr>
+                <w:b w:val="false"/>
+                <w:bCs w:val="false"/>
+                <w:sz w:val="18"/>
+                <w:szCs w:val="18"/>
+              </w:rPr>
+              <w:t xml:space="preserve">yes</w:t>
+            </w:r>
+          </w:p>
+        </w:tc>
+      </w:tr>
+      <w:tr>
+        <w:tc>
+          <w:tcPr>
+            <w:tcW w:type="dxa" w:w="1100"/>
+          </w:tcPr>
+          <w:p>
+            <w:r>
+              <w:rPr>
+                <w:b w:val="false"/>
+                <w:bCs w:val="false"/>
+                <w:sz w:val="18"/>
+                <w:szCs w:val="18"/>
+              </w:rPr>
+              <w:t xml:space="preserve">capex</w:t>
+            </w:r>
+          </w:p>
+        </w:tc>
+        <w:tc>
+          <w:tcPr>
+            <w:tcW w:type="dxa" w:w="2600"/>
+          </w:tcPr>
+          <w:p>
+            <w:r>
+              <w:rPr>
+                <w:b w:val="false"/>
+                <w:bCs w:val="false"/>
+                <w:sz w:val="18"/>
+                <w:szCs w:val="18"/>
+              </w:rPr>
+              <w:t xml:space="preserve">Fund and build the Mathura terminal while operating cash flow is negative</w:t>
+            </w:r>
+          </w:p>
+        </w:tc>
+        <w:tc>
+          <w:tcPr>
+            <w:tcW w:type="dxa" w:w="2400"/>
+          </w:tcPr>
+          <w:p>
+            <w:r>
+              <w:rPr>
+                <w:b w:val="false"/>
+                <w:bCs w:val="false"/>
+                <w:sz w:val="18"/>
+                <w:szCs w:val="18"/>
+              </w:rPr>
+              <w:t xml:space="preserve">FY26 OCF ~ -Rs 15 Cr; capex quantum not disclosed</w:t>
+            </w:r>
+          </w:p>
+        </w:tc>
+        <w:tc>
+          <w:tcPr>
+            <w:tcW w:type="dxa" w:w="900"/>
+          </w:tcPr>
+          <w:p>
+            <w:r>
+              <w:rPr>
+                <w:b w:val="false"/>
+                <w:bCs w:val="false"/>
+                <w:sz w:val="18"/>
+                <w:szCs w:val="18"/>
+              </w:rPr>
+              <w:t xml:space="preserve">FY28</w:t>
+            </w:r>
+          </w:p>
+        </w:tc>
+        <w:tc>
+          <w:tcPr>
+            <w:tcW w:type="dxa" w:w="1200"/>
+          </w:tcPr>
+          <w:p>
+            <w:r>
+              <w:rPr>
+                <w:b w:val="false"/>
+                <w:bCs w:val="false"/>
+                <w:sz w:val="18"/>
+                <w:szCs w:val="18"/>
+              </w:rPr>
+              <w:t xml:space="preserve">expectation</w:t>
+            </w:r>
+          </w:p>
+        </w:tc>
+        <w:tc>
+          <w:tcPr>
+            <w:tcW w:type="dxa" w:w="800"/>
+          </w:tcPr>
+          <w:p>
+            <w:r>
+              <w:rPr>
+                <w:b w:val="false"/>
+                <w:bCs w:val="false"/>
+                <w:sz w:val="18"/>
+                <w:szCs w:val="18"/>
+              </w:rPr>
+              <w:t xml:space="preserve">yes</w:t>
+            </w:r>
+          </w:p>
+        </w:tc>
+      </w:tr>
+      <w:tr>
+        <w:tc>
+          <w:tcPr>
+            <w:tcW w:type="dxa" w:w="1100"/>
+          </w:tcPr>
+          <w:p>
+            <w:r>
+              <w:rPr>
+                <w:b w:val="false"/>
+                <w:bCs w:val="false"/>
+                <w:sz w:val="18"/>
+                <w:szCs w:val="18"/>
+              </w:rPr>
+              <w:t xml:space="preserve">strategy</w:t>
+            </w:r>
+          </w:p>
+        </w:tc>
+        <w:tc>
+          <w:tcPr>
+            <w:tcW w:type="dxa" w:w="2600"/>
+          </w:tcPr>
+          <w:p>
+            <w:r>
+              <w:rPr>
+                <w:b w:val="false"/>
+                <w:bCs w:val="false"/>
+                <w:sz w:val="18"/>
+                <w:szCs w:val="18"/>
+              </w:rPr>
+              <w:t xml:space="preserve">Build out the 51% Saudi Arabia JV (Golden Wing Trading Company)</w:t>
+            </w:r>
+          </w:p>
+        </w:tc>
+        <w:tc>
+          <w:tcPr>
+            <w:tcW w:type="dxa" w:w="2400"/>
+          </w:tcPr>
+          <w:p>
+            <w:r>
+              <w:rPr>
+                <w:b w:val="false"/>
+                <w:bCs w:val="false"/>
+                <w:sz w:val="18"/>
+                <w:szCs w:val="18"/>
+              </w:rPr>
+              <w:t xml:space="preserve">51% stake, incorporated FY26</w:t>
+            </w:r>
+          </w:p>
+        </w:tc>
+        <w:tc>
+          <w:tcPr>
+            <w:tcW w:type="dxa" w:w="900"/>
+          </w:tcPr>
+          <w:p>
+            <w:r>
+              <w:rPr>
+                <w:b w:val="false"/>
+                <w:bCs w:val="false"/>
+                <w:sz w:val="18"/>
+                <w:szCs w:val="18"/>
+              </w:rPr>
+              <w:t xml:space="preserve">FY28</w:t>
+            </w:r>
+          </w:p>
+        </w:tc>
+        <w:tc>
+          <w:tcPr>
+            <w:tcW w:type="dxa" w:w="1200"/>
+          </w:tcPr>
+          <w:p>
+            <w:r>
+              <w:rPr>
+                <w:b w:val="false"/>
+                <w:bCs w:val="false"/>
+                <w:sz w:val="18"/>
+                <w:szCs w:val="18"/>
+              </w:rPr>
+              <w:t xml:space="preserve">action</w:t>
+            </w:r>
+          </w:p>
+        </w:tc>
+        <w:tc>
+          <w:tcPr>
+            <w:tcW w:type="dxa" w:w="800"/>
+          </w:tcPr>
+          <w:p>
+            <w:r>
+              <w:rPr>
+                <w:b w:val="false"/>
+                <w:bCs w:val="false"/>
+                <w:sz w:val="18"/>
+                <w:szCs w:val="18"/>
+              </w:rPr>
+              <w:t xml:space="preserve"/>
+            </w:r>
+          </w:p>
+        </w:tc>
+      </w:tr>
+    </w:tbl>
+    <w:p>
+      <w:pPr>
+        <w:spacing w:after="60" w:before="120"/>
+      </w:pPr>
+      <w:r>
+        <w:rPr>
+          <w:b/>
+          <w:bCs/>
+          <w:sz w:val="20"/>
+          <w:szCs w:val="20"/>
+        </w:rPr>
+        <w:t xml:space="preserve">Earnings chain: </w:t>
+      </w:r>
+      <w:r>
+        <w:rPr>
+          <w:b w:val="false"/>
+          <w:bCs w:val="false"/>
+          <w:sz w:val="20"/>
+          <w:szCs w:val="20"/>
+        </w:rPr>
+        <w:t xml:space="preserve">new O&amp;M / terminal contracts (Reliance, Saudi JV)</w:t>
+      </w:r>
+      <w:r>
+        <w:rPr>
+          <w:color w:val="666666"/>
+          <w:sz w:val="20"/>
+          <w:szCs w:val="20"/>
+        </w:rPr>
+        <w:t xml:space="preserve"> → </w:t>
+      </w:r>
+      <w:r>
+        <w:rPr>
+          <w:b w:val="false"/>
+          <w:bCs w:val="false"/>
+          <w:sz w:val="20"/>
+          <w:szCs w:val="20"/>
+        </w:rPr>
+        <w:t xml:space="preserve">EPC execution + terminal commissioning</w:t>
+      </w:r>
+      <w:r>
+        <w:rPr>
+          <w:color w:val="666666"/>
+          <w:sz w:val="20"/>
+          <w:szCs w:val="20"/>
+        </w:rPr>
+        <w:t xml:space="preserve"> → </w:t>
+      </w:r>
+      <w:r>
+        <w:rPr>
+          <w:b w:val="false"/>
+          <w:bCs w:val="false"/>
+          <w:sz w:val="20"/>
+          <w:szCs w:val="20"/>
+        </w:rPr>
+        <w:t xml:space="preserve">annuity O&amp;M revenue</w:t>
+      </w:r>
+      <w:r>
+        <w:rPr>
+          <w:color w:val="666666"/>
+          <w:sz w:val="20"/>
+          <w:szCs w:val="20"/>
+        </w:rPr>
+        <w:t xml:space="preserve"> → </w:t>
+      </w:r>
+      <w:r>
+        <w:rPr>
+          <w:b w:val="false"/>
+          <w:bCs w:val="false"/>
+          <w:sz w:val="20"/>
+          <w:szCs w:val="20"/>
+        </w:rPr>
+        <w:t xml:space="preserve">operating leverage on a fixed cost base</w:t>
+      </w:r>
+      <w:r>
+        <w:rPr>
+          <w:color w:val="666666"/>
+          <w:sz w:val="20"/>
+          <w:szCs w:val="20"/>
+        </w:rPr>
+        <w:t xml:space="preserve"> → </w:t>
+      </w:r>
+      <w:r>
+        <w:rPr>
+          <w:b w:val="false"/>
+          <w:bCs w:val="false"/>
+          <w:sz w:val="20"/>
+          <w:szCs w:val="20"/>
+        </w:rPr>
+        <w:t xml:space="preserve">EBITDA</w:t>
+      </w:r>
+      <w:r>
+        <w:rPr>
+          <w:color w:val="666666"/>
+          <w:sz w:val="20"/>
+          <w:szCs w:val="20"/>
+        </w:rPr>
+        <w:t xml:space="preserve"> → </w:t>
+      </w:r>
+      <w:r>
+        <w:rPr>
+          <w:b w:val="false"/>
+          <w:bCs w:val="false"/>
+          <w:sz w:val="20"/>
+          <w:szCs w:val="20"/>
+        </w:rPr>
+        <w:t xml:space="preserve">PAT / FCF</w:t>
+      </w:r>
+    </w:p>
+    <w:p>
+      <w:pPr>
+        <w:spacing w:after="120"/>
+      </w:pPr>
+      <w:r>
+        <w:rPr>
+          <w:color w:val="666666"/>
+          <w:sz w:val="18"/>
+          <w:szCs w:val="18"/>
+        </w:rPr>
+        <w:t xml:space="preserve">Bottleneck link: EPC execution + terminal commissioning (multi-year; Reliance terminal revenue ~FY29).</w:t>
+      </w:r>
+    </w:p>
+    <w:p>
+      <w:pPr>
+        <w:spacing w:after="120"/>
+      </w:pPr>
+      <w:r>
+        <w:rPr>
+          <w:color w:val="666666"/>
+          <w:sz w:val="18"/>
+          <w:szCs w:val="18"/>
+        </w:rPr>
+        <w:t xml:space="preserve">Operating leverage: unclear — annuity O&amp;M mix should lever a small base, but FY26 free cash flow was negative</w:t>
+      </w:r>
+    </w:p>
+    <w:p>
+      <w:pPr>
+        <w:spacing w:after="120"/>
+      </w:pPr>
+      <w:r>
+        <w:rPr>
+          <w:color w:val="666666"/>
+          <w:sz w:val="18"/>
+          <w:szCs w:val="18"/>
+        </w:rPr>
+        <w:t xml:space="preserve">Evidenced: new O&amp;M / terminal contracts (Reliance, Saudi JV). Still assumed: EPC execution + terminal commissioning; annuity O&amp;M revenue; operating leverage on a fixed cost base.</w:t>
+      </w:r>
+    </w:p>
+    <w:p>
+      <w:pPr>
+        <w:spacing w:after="120"/>
+      </w:pPr>
+      <w:r>
+        <w:rPr>
+          <w:b/>
+          <w:bCs/>
+          <w:sz w:val="20"/>
+          <w:szCs w:val="20"/>
+        </w:rPr>
+        <w:t xml:space="preserve">Market expectation vs. our path:</w:t>
+      </w:r>
+    </w:p>
+    <w:tbl>
+      <w:tblPr>
+        <w:tblW w:type="dxa" w:w="9000"/>
+        <w:tblBorders>
+          <w:top w:val="single" w:color="auto" w:sz="4"/>
+          <w:left w:val="single" w:color="auto" w:sz="4"/>
+          <w:bottom w:val="single" w:color="auto" w:sz="4"/>
+          <w:right w:val="single" w:color="auto" w:sz="4"/>
+          <w:insideH w:val="single" w:color="auto" w:sz="4"/>
+          <w:insideV w:val="single" w:color="auto" w:sz="4"/>
+        </w:tblBorders>
+      </w:tblPr>
+      <w:tblGrid>
+        <w:gridCol w:w="3200"/>
+        <w:gridCol w:w="5800"/>
+      </w:tblGrid>
+      <w:tr>
+        <w:tc>
+          <w:tcPr>
+            <w:tcW w:type="dxa" w:w="3200"/>
+            <w:shd w:fill="F2F2F2" w:val="clear"/>
+          </w:tcPr>
+          <w:p>
+            <w:r>
+              <w:rPr>
+                <w:b/>
+                <w:bCs/>
+              </w:rPr>
+              <w:t xml:space="preserve">As of</w:t>
+            </w:r>
+          </w:p>
+        </w:tc>
+        <w:tc>
+          <w:tcPr>
+            <w:tcW w:type="dxa" w:w="5800"/>
+          </w:tcPr>
+          <w:p>
+            <w:r>
+              <w:t xml:space="preserve">2026-09-08</w:t>
+            </w:r>
+          </w:p>
+        </w:tc>
+      </w:tr>
+      <w:tr>
+        <w:tc>
+          <w:tcPr>
+            <w:tcW w:type="dxa" w:w="3200"/>
+            <w:shd w:fill="F2F2F2" w:val="clear"/>
+          </w:tcPr>
+          <w:p>
+            <w:r>
+              <w:rPr>
+                <w:b/>
+                <w:bCs/>
+              </w:rPr>
+              <w:t xml:space="preserve">Price / multiple</w:t>
+            </w:r>
+          </w:p>
+        </w:tc>
+        <w:tc>
+          <w:tcPr>
+            <w:tcW w:type="dxa" w:w="5800"/>
+          </w:tcPr>
+          <w:p>
+            <w:r>
+              <w:t xml:space="preserve">Rs 78.4 · 12.3x P/E · 8.5x EV/EBITDA</w:t>
+            </w:r>
+          </w:p>
+        </w:tc>
+      </w:tr>
+      <w:tr>
+        <w:tc>
+          <w:tcPr>
+            <w:tcW w:type="dxa" w:w="3200"/>
+            <w:shd w:fill="F2F2F2" w:val="clear"/>
+          </w:tcPr>
+          <w:p>
+            <w:r>
+              <w:rPr>
+                <w:b/>
+                <w:bCs/>
+              </w:rPr>
+              <w:t xml:space="preserve">Right valuation lens</w:t>
+            </w:r>
+          </w:p>
+        </w:tc>
+        <w:tc>
+          <w:tcPr>
+            <w:tcW w:type="dxa" w:w="5800"/>
+          </w:tcPr>
+          <w:p>
+            <w:r>
+              <w:t xml:space="preserve">P/E</w:t>
+            </w:r>
+          </w:p>
+        </w:tc>
+      </w:tr>
+      <w:tr>
+        <w:tc>
+          <w:tcPr>
+            <w:tcW w:type="dxa" w:w="3200"/>
+            <w:shd w:fill="F2F2F2" w:val="clear"/>
+          </w:tcPr>
+          <w:p>
+            <w:r>
+              <w:rPr>
+                <w:b/>
+                <w:bCs/>
+              </w:rPr>
+              <w:t xml:space="preserve">Price implies</w:t>
+            </w:r>
+          </w:p>
+        </w:tc>
+        <w:tc>
+          <w:tcPr>
+            <w:tcW w:type="dxa" w:w="5800"/>
+          </w:tcPr>
+          <w:p>
+            <w:r>
+              <w:t xml:space="preserve">~10-12% EPS CAGR FY26-&gt;FY28 justifies ~12x trailing against an ~18x exit — the market is pricing base-business continuation, not the Reliance terminal (no revenue until ~FY29)</w:t>
+            </w:r>
+          </w:p>
+        </w:tc>
+      </w:tr>
+      <w:tr>
+        <w:tc>
+          <w:tcPr>
+            <w:tcW w:type="dxa" w:w="3200"/>
+            <w:shd w:fill="F2F2F2" w:val="clear"/>
+          </w:tcPr>
+          <w:p>
+            <w:r>
+              <w:rPr>
+                <w:b/>
+                <w:bCs/>
+              </w:rPr>
+              <w:t xml:space="preserve">Our FY27</w:t>
+            </w:r>
+          </w:p>
+        </w:tc>
+        <w:tc>
+          <w:tcPr>
+            <w:tcW w:type="dxa" w:w="5800"/>
+          </w:tcPr>
+          <w:p>
+            <w:r>
+              <w:t xml:space="preserve">revenue +20-25% on base O&amp;M growth; PAT +15-20% if working capital normalises; FCF still likely negative on Mathura capex</w:t>
+            </w:r>
+          </w:p>
+        </w:tc>
+      </w:tr>
+      <w:tr>
+        <w:tc>
+          <w:tcPr>
+            <w:tcW w:type="dxa" w:w="3200"/>
+            <w:shd w:fill="F2F2F2" w:val="clear"/>
+          </w:tcPr>
+          <w:p>
+            <w:r>
+              <w:rPr>
+                <w:b/>
+                <w:bCs/>
+              </w:rPr>
+              <w:t xml:space="preserve">Our FY28</w:t>
+            </w:r>
+          </w:p>
+        </w:tc>
+        <w:tc>
+          <w:tcPr>
+            <w:tcW w:type="dxa" w:w="5800"/>
+          </w:tcPr>
+          <w:p>
+            <w:r>
+              <w:t xml:space="preserve">continued 20%+ base growth; Reliance terminal still pre-revenue; Saudi JV optionality unquantified</w:t>
+            </w:r>
+          </w:p>
+        </w:tc>
+      </w:tr>
+      <w:tr>
+        <w:tc>
+          <w:tcPr>
+            <w:tcW w:type="dxa" w:w="3200"/>
+            <w:shd w:fill="F2F2F2" w:val="clear"/>
+          </w:tcPr>
+          <w:p>
+            <w:r>
+              <w:rPr>
+                <w:b/>
+                <w:bCs/>
+              </w:rPr>
+              <w:t xml:space="preserve">Gap direction</w:t>
+            </w:r>
+          </w:p>
+        </w:tc>
+        <w:tc>
+          <w:tcPr>
+            <w:tcW w:type="dxa" w:w="5800"/>
+          </w:tcPr>
+          <w:p>
+            <w:r>
+              <w:t xml:space="preserve">partially-priced</w:t>
+            </w:r>
+          </w:p>
+        </w:tc>
+      </w:tr>
+      <w:tr>
+        <w:tc>
+          <w:tcPr>
+            <w:tcW w:type="dxa" w:w="3200"/>
+            <w:shd w:fill="F2F2F2" w:val="clear"/>
+          </w:tcPr>
+          <w:p>
+            <w:r>
+              <w:rPr>
+                <w:b/>
+                <w:bCs/>
+              </w:rPr>
+              <w:t xml:space="preserve">Gap type</w:t>
+            </w:r>
+          </w:p>
+        </w:tc>
+        <w:tc>
+          <w:tcPr>
+            <w:tcW w:type="dxa" w:w="5800"/>
+          </w:tcPr>
+          <w:p>
+            <w:r>
+              <w:t xml:space="preserve">new_business</w:t>
+            </w:r>
+          </w:p>
+        </w:tc>
+      </w:tr>
+      <w:tr>
+        <w:tc>
+          <w:tcPr>
+            <w:tcW w:type="dxa" w:w="3200"/>
+            <w:shd w:fill="F2F2F2" w:val="clear"/>
+          </w:tcPr>
+          <w:p>
+            <w:r>
+              <w:rPr>
+                <w:b/>
+                <w:bCs/>
+              </w:rPr>
+              <w:t xml:space="preserve">Gap magnitude</w:t>
+            </w:r>
+          </w:p>
+        </w:tc>
+        <w:tc>
+          <w:tcPr>
+            <w:tcW w:type="dxa" w:w="5800"/>
+          </w:tcPr>
+          <w:p>
+            <w:r>
+              <w:t xml:space="preserve">not estimable</w:t>
+            </w:r>
+          </w:p>
+        </w:tc>
+      </w:tr>
+      <w:tr>
+        <w:tc>
+          <w:tcPr>
+            <w:tcW w:type="dxa" w:w="3200"/>
+            <w:shd w:fill="F2F2F2" w:val="clear"/>
+          </w:tcPr>
+          <w:p>
+            <w:r>
+              <w:rPr>
+                <w:b/>
+                <w:bCs/>
+              </w:rPr>
+              <w:t xml:space="preserve">Gap basis</w:t>
+            </w:r>
+          </w:p>
+        </w:tc>
+        <w:tc>
+          <w:tcPr>
+            <w:tcW w:type="dxa" w:w="5800"/>
+          </w:tcPr>
+          <w:p>
+            <w:r>
+              <w:t xml:space="preserve">~12x trailing prices base-business continuation; the signed 20-yr Reliance EPC+O&amp;M terminal and the Saudi JV are long-dated optionality not in the number, but revenue is ~3 years out and FY26 operating cash flow was negative. The mid-2026 rally already reflects the contract news.</w:t>
+            </w:r>
+          </w:p>
+        </w:tc>
+      </w:tr>
+      <w:tr>
+        <w:tc>
+          <w:tcPr>
+            <w:tcW w:type="dxa" w:w="3200"/>
+            <w:shd w:fill="F2F2F2" w:val="clear"/>
+          </w:tcPr>
+          <w:p>
+            <w:r>
+              <w:rPr>
+                <w:b/>
+                <w:bCs/>
+              </w:rPr>
+              <w:t xml:space="preserve">Evidence quality</w:t>
+            </w:r>
+          </w:p>
+        </w:tc>
+        <w:tc>
+          <w:tcPr>
+            <w:tcW w:type="dxa" w:w="5800"/>
+          </w:tcPr>
+          <w:p>
+            <w:r>
+              <w:t xml:space="preserve">weak</w:t>
+            </w:r>
+          </w:p>
+        </w:tc>
+      </w:tr>
+    </w:tbl>
+    <w:p>
+      <w:pPr>
+        <w:spacing w:after="120"/>
+      </w:pPr>
+      <w:r>
+        <w:rPr>
+          <w:i/>
+          <w:iCs/>
+          <w:color w:val="666666"/>
+          <w:sz w:val="16"/>
+          <w:szCs w:val="16"/>
+        </w:rPr>
+        <w:t xml:space="preserve">no broker consensus; implied path is a reverse-P/E estimate + screener.in forward figures + VP thread view</w:t>
+      </w:r>
+    </w:p>
+    <w:p>
+      <w:pPr>
+        <w:spacing w:after="120" w:before="120"/>
+      </w:pPr>
+      <w:r>
+        <w:rPr>
+          <w:b/>
+          <w:bCs/>
+          <w:sz w:val="20"/>
+          <w:szCs w:val="20"/>
+        </w:rPr>
+        <w:t xml:space="preserve">Catalyst: </w:t>
+      </w:r>
+      <w:r>
+        <w:rPr>
+          <w:sz w:val="20"/>
+          <w:szCs w:val="20"/>
+        </w:rPr>
+        <w:t xml:space="preserve">Mathura terminal financial close / commissioning schedule, operating cash flow turning positive, or a second anchor-contract win</w:t>
+      </w:r>
+      <w:r>
+        <w:rPr>
+          <w:color w:val="666666"/>
+          <w:sz w:val="18"/>
+          <w:szCs w:val="18"/>
+        </w:rPr>
+        <w:t xml:space="preserve"> (window ~12M from 2026-09-08; undated; evidence low; pending)</w:t>
       </w:r>
     </w:p>
     <w:p>
@@ -341,63 +1706,710 @@
         <w:spacing w:after="120" w:before="280"/>
       </w:pPr>
       <w:r>
-        <w:t xml:space="preserve">BSE Corporate Actions / Other Red Flags</w:t>
-      </w:r>
-    </w:p>
-    <w:p>
-      <w:pPr>
-        <w:spacing w:after="120"/>
-      </w:pPr>
-      <w:r>
-        <w:t xml:space="preserve">Reliance Industries supply/O&amp;M agreement disclosed; promoters reportedly pursuing a second large contract. Not independently verified this pass. BSE-SME listing — structurally thin liquidity.</w:t>
-      </w:r>
-    </w:p>
+        <w:t xml:space="preserve">Ishmohit-Lens Checks (value chain · earnings quality · growth trajectory · management · quality metrics · track record · global-signal check)</w:t>
+      </w:r>
+    </w:p>
+    <w:p>
+      <w:pPr>
+        <w:spacing w:after="120"/>
+      </w:pPr>
+      <w:r>
+        <w:rPr>
+          <w:i/>
+          <w:iCs/>
+          <w:color w:val="666666"/>
+          <w:sz w:val="18"/>
+          <w:szCs w:val="18"/>
+        </w:rPr>
+        <w:t xml:space="preserve">Extra checks drawn from @ishmohit1 / SOIC methodology (playbook/ishmohit-soic-style.md): where the company sits in its value chain and what the supply side is doing, whether a margin/PAT inflection is structural or a cyclical peak, the rate-of-change of growth vs. what the multiple demands, and management quality as a positive attribute.</w:t>
+      </w:r>
+    </w:p>
+    <w:p>
+      <w:pPr>
+        <w:spacing w:after="120"/>
+      </w:pPr>
+      <w:r>
+        <w:rPr>
+          <w:b/>
+          <w:bCs/>
+          <w:sz w:val="20"/>
+          <w:szCs w:val="20"/>
+        </w:rPr>
+        <w:t xml:space="preserve">Value chain &amp; supply side:</w:t>
+      </w:r>
+    </w:p>
+    <w:tbl>
+      <w:tblPr>
+        <w:tblW w:type="dxa" w:w="9000"/>
+        <w:tblBorders>
+          <w:top w:val="single" w:color="auto" w:sz="4"/>
+          <w:left w:val="single" w:color="auto" w:sz="4"/>
+          <w:bottom w:val="single" w:color="auto" w:sz="4"/>
+          <w:right w:val="single" w:color="auto" w:sz="4"/>
+          <w:insideH w:val="single" w:color="auto" w:sz="4"/>
+          <w:insideV w:val="single" w:color="auto" w:sz="4"/>
+        </w:tblBorders>
+      </w:tblPr>
+      <w:tblGrid>
+        <w:gridCol w:w="3200"/>
+        <w:gridCol w:w="5800"/>
+      </w:tblGrid>
+      <w:tr>
+        <w:tc>
+          <w:tcPr>
+            <w:tcW w:type="dxa" w:w="3200"/>
+            <w:shd w:fill="F2F2F2" w:val="clear"/>
+          </w:tcPr>
+          <w:p>
+            <w:r>
+              <w:rPr>
+                <w:b/>
+                <w:bCs/>
+              </w:rPr>
+              <w:t xml:space="preserve">Theme</w:t>
+            </w:r>
+          </w:p>
+        </w:tc>
+        <w:tc>
+          <w:tcPr>
+            <w:tcW w:type="dxa" w:w="5800"/>
+          </w:tcPr>
+          <w:p>
+            <w:r>
+              <w:t xml:space="preserve">petroleum / POL storage &amp; terminalling + O&amp;M outsourcing in India's oil supply chain</w:t>
+            </w:r>
+          </w:p>
+        </w:tc>
+      </w:tr>
+      <w:tr>
+        <w:tc>
+          <w:tcPr>
+            <w:tcW w:type="dxa" w:w="3200"/>
+            <w:shd w:fill="F2F2F2" w:val="clear"/>
+          </w:tcPr>
+          <w:p>
+            <w:r>
+              <w:rPr>
+                <w:b/>
+                <w:bCs/>
+              </w:rPr>
+              <w:t xml:space="preserve">This company's position</w:t>
+            </w:r>
+          </w:p>
+        </w:tc>
+        <w:tc>
+          <w:tcPr>
+            <w:tcW w:type="dxa" w:w="5800"/>
+          </w:tcPr>
+          <w:p>
+            <w:r>
+              <w:t xml:space="preserve">asset-light O&amp;M + logistics services provider now moving into owned/operated greenfield terminal build (Mathura SPV) for Reliance</w:t>
+            </w:r>
+          </w:p>
+        </w:tc>
+      </w:tr>
+      <w:tr>
+        <w:tc>
+          <w:tcPr>
+            <w:tcW w:type="dxa" w:w="3200"/>
+            <w:shd w:fill="F2F2F2" w:val="clear"/>
+          </w:tcPr>
+          <w:p>
+            <w:r>
+              <w:rPr>
+                <w:b/>
+                <w:bCs/>
+              </w:rPr>
+              <w:t xml:space="preserve">Bottleneck node (pricing power)</w:t>
+            </w:r>
+          </w:p>
+        </w:tc>
+        <w:tc>
+          <w:tcPr>
+            <w:tcW w:type="dxa" w:w="5800"/>
+          </w:tcPr>
+          <w:p>
+            <w:r>
+              <w:t xml:space="preserve">terminal infrastructure + long-cycle anchor-client contracts</w:t>
+            </w:r>
+          </w:p>
+        </w:tc>
+      </w:tr>
+      <w:tr>
+        <w:tc>
+          <w:tcPr>
+            <w:tcW w:type="dxa" w:w="3200"/>
+            <w:shd w:fill="F2F2F2" w:val="clear"/>
+          </w:tcPr>
+          <w:p>
+            <w:r>
+              <w:rPr>
+                <w:b/>
+                <w:bCs/>
+              </w:rPr>
+              <w:t xml:space="preserve">Supply-side status</w:t>
+            </w:r>
+          </w:p>
+        </w:tc>
+        <w:tc>
+          <w:tcPr>
+            <w:tcW w:type="dxa" w:w="5800"/>
+          </w:tcPr>
+          <w:p>
+            <w:r>
+              <w:t xml:space="preserve">adding</w:t>
+            </w:r>
+          </w:p>
+        </w:tc>
+      </w:tr>
+      <w:tr>
+        <w:tc>
+          <w:tcPr>
+            <w:tcW w:type="dxa" w:w="3200"/>
+            <w:shd w:fill="F2F2F2" w:val="clear"/>
+          </w:tcPr>
+          <w:p>
+            <w:r>
+              <w:rPr>
+                <w:b/>
+                <w:bCs/>
+              </w:rPr>
+              <w:t xml:space="preserve">Adjacent-node peers</w:t>
+            </w:r>
+          </w:p>
+        </w:tc>
+        <w:tc>
+          <w:tcPr>
+            <w:tcW w:type="dxa" w:w="5800"/>
+          </w:tcPr>
+          <w:p>
+            <w:r>
+              <w:t xml:space="preserve">Aegis Logistics, Ganesh Benzoplast, Confidence Petroleum India</w:t>
+            </w:r>
+          </w:p>
+        </w:tc>
+      </w:tr>
+    </w:tbl>
+    <w:p>
+      <w:pPr>
+        <w:spacing w:after="120"/>
+      </w:pPr>
+      <w:r>
+        <w:rPr>
+          <w:color w:val="666666"/>
+          <w:sz w:val="18"/>
+          <w:szCs w:val="18"/>
+        </w:rPr>
+        <w:t xml:space="preserve">The Reliance 20-yr EPC+O&amp;M mandate is the credential/moat; standalone third-party O&amp;M has low switching cost. Capital-cycle read is demand-led infra build (ethanol blending, POL demand), so 'adding' is neutral here rather than late-cycle glut.</w:t>
+      </w:r>
+    </w:p>
+    <w:p>
+      <w:pPr>
+        <w:spacing w:after="60" w:before="120"/>
+      </w:pPr>
+      <w:r>
+        <w:rPr>
+          <w:b/>
+          <w:bCs/>
+          <w:sz w:val="20"/>
+          <w:szCs w:val="20"/>
+        </w:rPr>
+        <w:t xml:space="preserve">Earnings quality: </w:t>
+      </w:r>
+      <w:r>
+        <w:rPr>
+          <w:sz w:val="20"/>
+          <w:szCs w:val="20"/>
+        </w:rPr>
+        <w:t xml:space="preserve">margin driver mixed</w:t>
+      </w:r>
+      <w:r>
+        <w:rPr>
+          <w:b/>
+          <w:bCs/>
+          <w:color w:val="A32020"/>
+          <w:sz w:val="20"/>
+          <w:szCs w:val="20"/>
+        </w:rPr>
+        <w:t xml:space="preserve"/>
+      </w:r>
+    </w:p>
+    <w:p>
+      <w:pPr>
+        <w:spacing w:after="120"/>
+      </w:pPr>
+      <w:r>
+        <w:rPr>
+          <w:color w:val="666666"/>
+          <w:sz w:val="18"/>
+          <w:szCs w:val="18"/>
+        </w:rPr>
+        <w:t xml:space="preserve">Drivers: long-tenure O&amp;M / annuity contracts; operating leverage on a very small revenue base; future terminal O&amp;M once commissioned.</w:t>
+      </w:r>
+    </w:p>
+    <w:p>
+      <w:pPr>
+        <w:spacing w:after="120"/>
+      </w:pPr>
+      <w:r>
+        <w:rPr>
+          <w:color w:val="666666"/>
+          <w:sz w:val="18"/>
+          <w:szCs w:val="18"/>
+        </w:rPr>
+        <w:t xml:space="preserve">EBITDA margin ~15-17% looks sustainable for an O&amp;M / logistics-services mix; no evidence of a cyclical spike to normalise down.</w:t>
+      </w:r>
+    </w:p>
+    <w:p>
+      <w:pPr>
+        <w:spacing w:after="60" w:before="120"/>
+      </w:pPr>
+      <w:r>
+        <w:rPr>
+          <w:b/>
+          <w:bCs/>
+          <w:sz w:val="20"/>
+          <w:szCs w:val="20"/>
+        </w:rPr>
+        <w:t xml:space="preserve">Growth trajectory: </w:t>
+      </w:r>
+      <w:r>
+        <w:rPr>
+          <w:b w:val="false"/>
+          <w:bCs w:val="false"/>
+          <w:sz w:val="20"/>
+          <w:szCs w:val="20"/>
+        </w:rPr>
+        <w:t xml:space="preserve">YoY growth rate is steady</w:t>
+      </w:r>
+    </w:p>
+    <w:p>
+      <w:pPr>
+        <w:spacing w:after="120"/>
+      </w:pPr>
+      <w:r>
+        <w:rPr>
+          <w:color w:val="666666"/>
+          <w:sz w:val="18"/>
+          <w:szCs w:val="18"/>
+        </w:rPr>
+        <w:t xml:space="preserve">annual revenue growth FY24-&gt;FY25-&gt;FY26 roughly +27%, +27%, +29%; H1 FY26 total income +38% implies H2 FY26 decelerated. Quarterly figures not disclosed on the BSE-SME platform.</w:t>
+      </w:r>
+    </w:p>
+    <w:p>
+      <w:pPr>
+        <w:spacing w:after="120"/>
+      </w:pPr>
+      <w:r>
+        <w:rPr>
+          <w:color w:val="666666"/>
+          <w:sz w:val="18"/>
+          <w:szCs w:val="18"/>
+        </w:rPr>
+        <w:t xml:space="preserve">Reverse P/E: ~12x trailing needs only a low-teens EPS CAGR to justify; recent ~29% growth clears it comfortably, but the Reliance terminal adds no revenue until ~FY29.</w:t>
+      </w:r>
+    </w:p>
+    <w:p>
+      <w:pPr>
+        <w:spacing w:after="120"/>
+      </w:pPr>
+      <w:r>
+        <w:rPr>
+          <w:b/>
+          <w:bCs/>
+          <w:sz w:val="20"/>
+          <w:szCs w:val="20"/>
+        </w:rPr>
+        <w:t xml:space="preserve">Management quality (TVGP's "P"):</w:t>
+      </w:r>
+    </w:p>
+    <w:tbl>
+      <w:tblPr>
+        <w:tblW w:type="dxa" w:w="9000"/>
+        <w:tblBorders>
+          <w:top w:val="single" w:color="auto" w:sz="4"/>
+          <w:left w:val="single" w:color="auto" w:sz="4"/>
+          <w:bottom w:val="single" w:color="auto" w:sz="4"/>
+          <w:right w:val="single" w:color="auto" w:sz="4"/>
+          <w:insideH w:val="single" w:color="auto" w:sz="4"/>
+          <w:insideV w:val="single" w:color="auto" w:sz="4"/>
+        </w:tblBorders>
+      </w:tblPr>
+      <w:tblGrid>
+        <w:gridCol w:w="3200"/>
+        <w:gridCol w:w="5800"/>
+      </w:tblGrid>
+      <w:tr>
+        <w:tc>
+          <w:tcPr>
+            <w:tcW w:type="dxa" w:w="3200"/>
+            <w:shd w:fill="F2F2F2" w:val="clear"/>
+          </w:tcPr>
+          <w:p>
+            <w:r>
+              <w:rPr>
+                <w:b/>
+                <w:bCs/>
+              </w:rPr>
+              <w:t xml:space="preserve">Assessment</w:t>
+            </w:r>
+          </w:p>
+        </w:tc>
+        <w:tc>
+          <w:tcPr>
+            <w:tcW w:type="dxa" w:w="5800"/>
+          </w:tcPr>
+          <w:p>
+            <w:r>
+              <w:t xml:space="preserve">neutral</w:t>
+            </w:r>
+          </w:p>
+        </w:tc>
+      </w:tr>
+      <w:tr>
+        <w:tc>
+          <w:tcPr>
+            <w:tcW w:type="dxa" w:w="3200"/>
+            <w:shd w:fill="F2F2F2" w:val="clear"/>
+          </w:tcPr>
+          <w:p>
+            <w:r>
+              <w:rPr>
+                <w:b/>
+                <w:bCs/>
+              </w:rPr>
+              <w:t xml:space="preserve">Capital allocation</w:t>
+            </w:r>
+          </w:p>
+        </w:tc>
+        <w:tc>
+          <w:tcPr>
+            <w:tcW w:type="dxa" w:w="5800"/>
+          </w:tcPr>
+          <w:p>
+            <w:r>
+              <w:t xml:space="preserve">Reinvesting operating cash plus IPO proceeds into the terminal SPV and a 51% Saudi JV; FY26 operating cash flow was negative ~Rs 15 Cr as working capital and capex scaled ahead of revenue. (unclear)</w:t>
+            </w:r>
+          </w:p>
+        </w:tc>
+      </w:tr>
+      <w:tr>
+        <w:tc>
+          <w:tcPr>
+            <w:tcW w:type="dxa" w:w="3200"/>
+            <w:shd w:fill="F2F2F2" w:val="clear"/>
+          </w:tcPr>
+          <w:p>
+            <w:r>
+              <w:rPr>
+                <w:b/>
+                <w:bCs/>
+              </w:rPr>
+              <w:t xml:space="preserve">Related-party trend</w:t>
+            </w:r>
+          </w:p>
+        </w:tc>
+        <w:tc>
+          <w:tcPr>
+            <w:tcW w:type="dxa" w:w="5800"/>
+          </w:tcPr>
+          <w:p>
+            <w:r>
+              <w:t xml:space="preserve">unclear</w:t>
+            </w:r>
+          </w:p>
+        </w:tc>
+      </w:tr>
+      <w:tr>
+        <w:tc>
+          <w:tcPr>
+            <w:tcW w:type="dxa" w:w="3200"/>
+            <w:shd w:fill="F2F2F2" w:val="clear"/>
+          </w:tcPr>
+          <w:p>
+            <w:r>
+              <w:rPr>
+                <w:b/>
+                <w:bCs/>
+              </w:rPr>
+              <w:t xml:space="preserve">Guidance credibility</w:t>
+            </w:r>
+          </w:p>
+        </w:tc>
+        <w:tc>
+          <w:tcPr>
+            <w:tcW w:type="dxa" w:w="5800"/>
+          </w:tcPr>
+          <w:p>
+            <w:r>
+              <w:t xml:space="preserve">no-track-record</w:t>
+            </w:r>
+          </w:p>
+        </w:tc>
+      </w:tr>
+      <w:tr>
+        <w:tc>
+          <w:tcPr>
+            <w:tcW w:type="dxa" w:w="3200"/>
+            <w:shd w:fill="F2F2F2" w:val="clear"/>
+          </w:tcPr>
+          <w:p>
+            <w:r>
+              <w:rPr>
+                <w:b/>
+                <w:bCs/>
+              </w:rPr>
+              <w:t xml:space="preserve">Shareholder returns</w:t>
+            </w:r>
+          </w:p>
+        </w:tc>
+        <w:tc>
+          <w:tcPr>
+            <w:tcW w:type="dxa" w:w="5800"/>
+          </w:tcPr>
+          <w:p>
+            <w:r>
+              <w:t xml:space="preserve">none</w:t>
+            </w:r>
+          </w:p>
+        </w:tc>
+      </w:tr>
+      <w:tr>
+        <w:tc>
+          <w:tcPr>
+            <w:tcW w:type="dxa" w:w="3200"/>
+            <w:shd w:fill="F2F2F2" w:val="clear"/>
+          </w:tcPr>
+          <w:p>
+            <w:r>
+              <w:rPr>
+                <w:b/>
+                <w:bCs/>
+              </w:rPr>
+              <w:t xml:space="preserve">Capability ladder / VAP</w:t>
+            </w:r>
+          </w:p>
+        </w:tc>
+        <w:tc>
+          <w:tcPr>
+            <w:tcW w:type="dxa" w:w="5800"/>
+          </w:tcPr>
+          <w:p>
+            <w:r>
+              <w:t xml:space="preserve">Consultancy -&gt; engineering -&gt; EPC -&gt; O&amp;M -&gt; value-added services; the Reliance deal is Repono's first full-lifecycle EPC+O&amp;M mandate, a genuine step up the value curve.</w:t>
+            </w:r>
+          </w:p>
+        </w:tc>
+      </w:tr>
+    </w:tbl>
+    <w:p>
+      <w:pPr>
+        <w:spacing w:after="120"/>
+      </w:pPr>
+      <w:r>
+        <w:rPr>
+          <w:b/>
+          <w:bCs/>
+          <w:sz w:val="20"/>
+          <w:szCs w:val="20"/>
+        </w:rPr>
+        <w:t xml:space="preserve">Quality metrics (ROCE · debt · FCF · margin · capex):</w:t>
+      </w:r>
+    </w:p>
+    <w:tbl>
+      <w:tblPr>
+        <w:tblW w:type="dxa" w:w="9000"/>
+        <w:tblBorders>
+          <w:top w:val="single" w:color="auto" w:sz="4"/>
+          <w:left w:val="single" w:color="auto" w:sz="4"/>
+          <w:bottom w:val="single" w:color="auto" w:sz="4"/>
+          <w:right w:val="single" w:color="auto" w:sz="4"/>
+          <w:insideH w:val="single" w:color="auto" w:sz="4"/>
+          <w:insideV w:val="single" w:color="auto" w:sz="4"/>
+        </w:tblBorders>
+      </w:tblPr>
+      <w:tblGrid>
+        <w:gridCol w:w="3200"/>
+        <w:gridCol w:w="5800"/>
+      </w:tblGrid>
+      <w:tr>
+        <w:tc>
+          <w:tcPr>
+            <w:tcW w:type="dxa" w:w="3200"/>
+            <w:shd w:fill="F2F2F2" w:val="clear"/>
+          </w:tcPr>
+          <w:p>
+            <w:r>
+              <w:rPr>
+                <w:b/>
+                <w:bCs/>
+              </w:rPr>
+              <w:t xml:space="preserve">Assessment</w:t>
+            </w:r>
+          </w:p>
+        </w:tc>
+        <w:tc>
+          <w:tcPr>
+            <w:tcW w:type="dxa" w:w="5800"/>
+          </w:tcPr>
+          <w:p>
+            <w:r>
+              <w:t xml:space="preserve">concern</w:t>
+            </w:r>
+          </w:p>
+        </w:tc>
+      </w:tr>
+      <w:tr>
+        <w:tc>
+          <w:tcPr>
+            <w:tcW w:type="dxa" w:w="3200"/>
+            <w:shd w:fill="F2F2F2" w:val="clear"/>
+          </w:tcPr>
+          <w:p>
+            <w:r>
+              <w:rPr>
+                <w:b/>
+                <w:bCs/>
+              </w:rPr>
+              <w:t xml:space="preserve">ROCE</w:t>
+            </w:r>
+          </w:p>
+        </w:tc>
+        <w:tc>
+          <w:tcPr>
+            <w:tcW w:type="dxa" w:w="5800"/>
+          </w:tcPr>
+          <w:p>
+            <w:r>
+              <w:t xml:space="preserve">17% (declining)</w:t>
+            </w:r>
+          </w:p>
+        </w:tc>
+      </w:tr>
+      <w:tr>
+        <w:tc>
+          <w:tcPr>
+            <w:tcW w:type="dxa" w:w="3200"/>
+            <w:shd w:fill="F2F2F2" w:val="clear"/>
+          </w:tcPr>
+          <w:p>
+            <w:r>
+              <w:rPr>
+                <w:b/>
+                <w:bCs/>
+              </w:rPr>
+              <w:t xml:space="preserve">Leverage</w:t>
+            </w:r>
+          </w:p>
+        </w:tc>
+        <w:tc>
+          <w:tcPr>
+            <w:tcW w:type="dxa" w:w="5800"/>
+          </w:tcPr>
+          <w:p>
+            <w:r>
+              <w:t xml:space="preserve">Net debt/EBITDA 0.5x</w:t>
+            </w:r>
+          </w:p>
+        </w:tc>
+      </w:tr>
+      <w:tr>
+        <w:tc>
+          <w:tcPr>
+            <w:tcW w:type="dxa" w:w="3200"/>
+            <w:shd w:fill="F2F2F2" w:val="clear"/>
+          </w:tcPr>
+          <w:p>
+            <w:r>
+              <w:rPr>
+                <w:b/>
+                <w:bCs/>
+              </w:rPr>
+              <w:t xml:space="preserve">FCF conversion</w:t>
+            </w:r>
+          </w:p>
+        </w:tc>
+        <w:tc>
+          <w:tcPr>
+            <w:tcW w:type="dxa" w:w="5800"/>
+          </w:tcPr>
+          <w:p>
+            <w:r>
+              <w:t xml:space="preserve">-260%</w:t>
+            </w:r>
+          </w:p>
+        </w:tc>
+      </w:tr>
+      <w:tr>
+        <w:tc>
+          <w:tcPr>
+            <w:tcW w:type="dxa" w:w="3200"/>
+            <w:shd w:fill="F2F2F2" w:val="clear"/>
+          </w:tcPr>
+          <w:p>
+            <w:r>
+              <w:rPr>
+                <w:b/>
+                <w:bCs/>
+              </w:rPr>
+              <w:t xml:space="preserve">Margin trend</w:t>
+            </w:r>
+          </w:p>
+        </w:tc>
+        <w:tc>
+          <w:tcPr>
+            <w:tcW w:type="dxa" w:w="5800"/>
+          </w:tcPr>
+          <w:p>
+            <w:r>
+              <w:t xml:space="preserve">stable</w:t>
+            </w:r>
+          </w:p>
+        </w:tc>
+      </w:tr>
+      <w:tr>
+        <w:tc>
+          <w:tcPr>
+            <w:tcW w:type="dxa" w:w="3200"/>
+            <w:shd w:fill="F2F2F2" w:val="clear"/>
+          </w:tcPr>
+          <w:p>
+            <w:r>
+              <w:rPr>
+                <w:b/>
+                <w:bCs/>
+              </w:rPr>
+              <w:t xml:space="preserve">Capex efficiency</w:t>
+            </w:r>
+          </w:p>
+        </w:tc>
+        <w:tc>
+          <w:tcPr>
+            <w:tcW w:type="dxa" w:w="5800"/>
+          </w:tcPr>
+          <w:p>
+            <w:r>
+              <w:t xml:space="preserve">unclear</w:t>
+            </w:r>
+          </w:p>
+        </w:tc>
+      </w:tr>
+    </w:tbl>
     <w:p>
       <w:pPr>
         <w:pStyle w:val="Heading1"/>
         <w:spacing w:after="120" w:before="280"/>
       </w:pPr>
       <w:r>
-        <w:t xml:space="preserve">Bull Case</w:t>
-      </w:r>
-    </w:p>
-    <w:p>
-      <w:pPr>
-        <w:pStyle w:val="ListParagraph"/>
-        <w:numPr>
-          <w:ilvl w:val="0"/>
-          <w:numId w:val="1"/>
-        </w:numPr>
-        <w:spacing w:after="60"/>
-      </w:pPr>
-      <w:r>
-        <w:t xml:space="preserve">ROCE ~27% / ROE ~22% with a ~27% revenue CAGR, effectively debt-free, at only ~11.7x earnings</w:t>
-      </w:r>
-    </w:p>
-    <w:p>
-      <w:pPr>
-        <w:pStyle w:val="ListParagraph"/>
-        <w:numPr>
-          <w:ilvl w:val="0"/>
-          <w:numId w:val="1"/>
-        </w:numPr>
-        <w:spacing w:after="60"/>
-      </w:pPr>
-      <w:r>
-        <w:t xml:space="preserve">Reliance Industries agreement is a strong credential that materially upgrades the customer profile and pipeline credibility</w:t>
-      </w:r>
-    </w:p>
-    <w:p>
-      <w:pPr>
-        <w:pStyle w:val="ListParagraph"/>
-        <w:numPr>
-          <w:ilvl w:val="0"/>
-          <w:numId w:val="1"/>
-        </w:numPr>
-        <w:spacing w:after="60"/>
-      </w:pPr>
-      <w:r>
-        <w:t xml:space="preserve">Microcap (~Rs 79 Cr) — genuine 10x headroom if it graduates off SME and executes the contract pipeline</w:t>
+        <w:t xml:space="preserve">Technical Read (Weekly / Monthly MACD + Bollinger Bands, or RSI/CCI/Williams %R proxy)</w:t>
+      </w:r>
+    </w:p>
+    <w:p>
+      <w:pPr>
+        <w:spacing w:after="120"/>
+      </w:pPr>
+      <w:r>
+        <w:t xml:space="preserve">Not independently pulled. 52-week range Rs 43-107; stock roughly 2x off its low with a mid-2026 rally that community discussion attributes partly to trader activity plus the Reliance contract announcement.</w:t>
       </w:r>
     </w:p>
     <w:p>
@@ -406,59 +2418,36 @@
         <w:spacing w:after="120" w:before="280"/>
       </w:pPr>
       <w:r>
-        <w:t xml:space="preserve">Bear Case / Key Risks</w:t>
-      </w:r>
-    </w:p>
-    <w:p>
-      <w:pPr>
-        <w:pStyle w:val="ListParagraph"/>
-        <w:numPr>
-          <w:ilvl w:val="0"/>
-          <w:numId w:val="1"/>
-        </w:numPr>
-        <w:spacing w:after="60"/>
-      </w:pPr>
-      <w:r>
-        <w:t xml:space="preserve">BSE-SME liquidity is a hard, structural constraint on building or exiting any real position</w:t>
-      </w:r>
-    </w:p>
-    <w:p>
-      <w:pPr>
-        <w:pStyle w:val="ListParagraph"/>
-        <w:numPr>
-          <w:ilvl w:val="0"/>
-          <w:numId w:val="1"/>
-        </w:numPr>
-        <w:spacing w:after="60"/>
-      </w:pPr>
-      <w:r>
-        <w:t xml:space="preserve">Very short public track record (listed Aug 2025) — limited multi-quarter data</w:t>
-      </w:r>
-    </w:p>
-    <w:p>
-      <w:pPr>
-        <w:pStyle w:val="ListParagraph"/>
-        <w:numPr>
-          <w:ilvl w:val="0"/>
-          <w:numId w:val="1"/>
-        </w:numPr>
-        <w:spacing w:after="60"/>
-      </w:pPr>
-      <w:r>
-        <w:t xml:space="preserve">Reliance-contract revenue is ~3 years out; near-term rally may be substantially trader-driven</w:t>
-      </w:r>
-    </w:p>
-    <w:p>
-      <w:pPr>
-        <w:pStyle w:val="ListParagraph"/>
-        <w:numPr>
-          <w:ilvl w:val="0"/>
-          <w:numId w:val="1"/>
-        </w:numPr>
-        <w:spacing w:after="60"/>
-      </w:pPr>
-      <w:r>
-        <w:t xml:space="preserve">Niche petroleum-sector customer concentration</w:t>
+        <w:t xml:space="preserve">ValuePickr Community Signal</w:t>
+      </w:r>
+    </w:p>
+    <w:p>
+      <w:pPr>
+        <w:spacing w:after="120"/>
+      </w:pPr>
+      <w:r>
+        <w:t xml:space="preserve">Small ValuePickr thread (6 posts, highest post #7), first-time read of all inline posts, spanning Dec 2025 to June 2026. Santosh_Kadam wrote the business primer; Chandan_Sharma linked the H1 FY26 concall transcript; deepakreads (June 2026) cautioned the current rally may be trader-driven and that the Reliance agreement will take ~3 years to show in numbers, while noting the promoters are pursuing a second large contract.</w:t>
+      </w:r>
+    </w:p>
+    <w:p>
+      <w:pPr>
+        <w:spacing w:after="120"/>
+      </w:pPr>
+      <w:r>
+        <w:rPr>
+          <w:b/>
+          <w:bCs/>
+          <w:sz w:val="20"/>
+          <w:szCs w:val="20"/>
+        </w:rPr>
+        <w:t xml:space="preserve">High-conviction call from a top contributor: </w:t>
+      </w:r>
+      <w:r>
+        <w:rPr>
+          <w:sz w:val="20"/>
+          <w:szCs w:val="20"/>
+        </w:rPr>
+        <w:t xml:space="preserve">No trusted-roster users in the thread. deepakreads' post is the most balanced: positive on the Reliance credential and pipeline, cautious on near-term rally sustainability and the long revenue-recognition lag.</w:t>
       </w:r>
     </w:p>
     <w:p>
@@ -467,6 +2456,158 @@
         <w:spacing w:after="120" w:before="280"/>
       </w:pPr>
       <w:r>
+        <w:t xml:space="preserve">BSE Corporate Actions / Other Red Flags</w:t>
+      </w:r>
+    </w:p>
+    <w:p>
+      <w:pPr>
+        <w:spacing w:after="120"/>
+      </w:pPr>
+      <w:r>
+        <w:t xml:space="preserve">16 Jun 2026: signed 20-year multi-crore agreement with Reliance Industries for a greenfield rail-fed POL terminal (petrol/diesel/ethanol) in western UP — full EPC scope then lifetime O&amp;M, executed via SPV Repono Mathura Terminal Pvt Ltd. FY26: incorporated 51% Saudi JV Golden Wing Trading Company. 3 Jun 2026: company secretary / compliance officer resigned (FY26 audit opinion unmodified). GST dispute disclosed. BSE-SME listing — structurally thin liquidity.</w:t>
+      </w:r>
+    </w:p>
+    <w:p>
+      <w:pPr>
+        <w:pStyle w:val="Heading1"/>
+        <w:spacing w:after="120" w:before="280"/>
+      </w:pPr>
+      <w:r>
+        <w:t xml:space="preserve">Bull Case</w:t>
+      </w:r>
+    </w:p>
+    <w:p>
+      <w:pPr>
+        <w:pStyle w:val="ListParagraph"/>
+        <w:numPr>
+          <w:ilvl w:val="0"/>
+          <w:numId w:val="1"/>
+        </w:numPr>
+        <w:spacing w:after="60"/>
+      </w:pPr>
+      <w:r>
+        <w:t xml:space="preserve">Signed 20-year Reliance EPC + O&amp;M contract for a greenfield POL terminal via a dedicated SPV — a materially stronger credential than the prior unverified 'agreement', and long-dated annuity O&amp;M once commissioned</w:t>
+      </w:r>
+    </w:p>
+    <w:p>
+      <w:pPr>
+        <w:pStyle w:val="ListParagraph"/>
+        <w:numPr>
+          <w:ilvl w:val="0"/>
+          <w:numId w:val="1"/>
+        </w:numPr>
+        <w:spacing w:after="60"/>
+      </w:pPr>
+      <w:r>
+        <w:t xml:space="preserve">P/E ~12.3 for a ~27% multi-year grower with historically high ROCE — cheap on the trailing number</w:t>
+      </w:r>
+    </w:p>
+    <w:p>
+      <w:pPr>
+        <w:pStyle w:val="ListParagraph"/>
+        <w:numPr>
+          <w:ilvl w:val="0"/>
+          <w:numId w:val="1"/>
+        </w:numPr>
+        <w:spacing w:after="60"/>
+      </w:pPr>
+      <w:r>
+        <w:t xml:space="preserve">Microcap (~Rs 81 Cr) — genuine 10x headroom if it graduates off SME, executes the Mathura terminal, and lands a second anchor contract</w:t>
+      </w:r>
+    </w:p>
+    <w:p>
+      <w:pPr>
+        <w:pStyle w:val="ListParagraph"/>
+        <w:numPr>
+          <w:ilvl w:val="0"/>
+          <w:numId w:val="1"/>
+        </w:numPr>
+        <w:spacing w:after="60"/>
+      </w:pPr>
+      <w:r>
+        <w:t xml:space="preserve">51% Saudi JV adds Gulf O&amp;M optionality; promoters reportedly pursuing a second large contract</w:t>
+      </w:r>
+    </w:p>
+    <w:p>
+      <w:pPr>
+        <w:pStyle w:val="Heading1"/>
+        <w:spacing w:after="120" w:before="280"/>
+      </w:pPr>
+      <w:r>
+        <w:t xml:space="preserve">Bear Case / Key Risks</w:t>
+      </w:r>
+    </w:p>
+    <w:p>
+      <w:pPr>
+        <w:pStyle w:val="ListParagraph"/>
+        <w:numPr>
+          <w:ilvl w:val="0"/>
+          <w:numId w:val="1"/>
+        </w:numPr>
+        <w:spacing w:after="60"/>
+      </w:pPr>
+      <w:r>
+        <w:t xml:space="preserve">FY26 operating cash flow was NEGATIVE ~Rs 15 Cr (FCF ~ -Rs 26 Cr) — growth is consuming cash, and the Mathura terminal capex is still ahead</w:t>
+      </w:r>
+    </w:p>
+    <w:p>
+      <w:pPr>
+        <w:pStyle w:val="ListParagraph"/>
+        <w:numPr>
+          <w:ilvl w:val="0"/>
+          <w:numId w:val="1"/>
+        </w:numPr>
+        <w:spacing w:after="60"/>
+      </w:pPr>
+      <w:r>
+        <w:t xml:space="preserve">Reliance-terminal revenue is ~3 years out (~FY29); the flagship contract does nothing for FY27-28 numbers</w:t>
+      </w:r>
+    </w:p>
+    <w:p>
+      <w:pPr>
+        <w:pStyle w:val="ListParagraph"/>
+        <w:numPr>
+          <w:ilvl w:val="0"/>
+          <w:numId w:val="1"/>
+        </w:numPr>
+        <w:spacing w:after="60"/>
+      </w:pPr>
+      <w:r>
+        <w:t xml:space="preserve">BSE-SME liquidity is a hard, structural constraint on building or exiting any real position</w:t>
+      </w:r>
+    </w:p>
+    <w:p>
+      <w:pPr>
+        <w:pStyle w:val="ListParagraph"/>
+        <w:numPr>
+          <w:ilvl w:val="0"/>
+          <w:numId w:val="1"/>
+        </w:numPr>
+        <w:spacing w:after="60"/>
+      </w:pPr>
+      <w:r>
+        <w:t xml:space="preserve">ROE has compressed to ~15%; ~1 year of public history; company-secretary resignation and a GST dispute are minor governance-noise items</w:t>
+      </w:r>
+    </w:p>
+    <w:p>
+      <w:pPr>
+        <w:pStyle w:val="ListParagraph"/>
+        <w:numPr>
+          <w:ilvl w:val="0"/>
+          <w:numId w:val="1"/>
+        </w:numPr>
+        <w:spacing w:after="60"/>
+      </w:pPr>
+      <w:r>
+        <w:t xml:space="preserve">Single anchor customer (Reliance) for the flagship asset; niche petroleum-sector customer concentration; unproven Saudi JV</w:t>
+      </w:r>
+    </w:p>
+    <w:p>
+      <w:pPr>
+        <w:pStyle w:val="Heading1"/>
+        <w:spacing w:after="120" w:before="280"/>
+      </w:pPr>
+      <w:r>
         <w:t xml:space="preserve">Market-Cap Tier (informational — not a gate in this project)</w:t>
       </w:r>
     </w:p>
@@ -479,7 +2620,7 @@
           <w:b/>
           <w:bCs/>
         </w:rPr>
-        <w:t xml:space="preserve">Microcap SME-platform (~Rs 79 Cr)</w:t>
+        <w:t xml:space="preserve">Microcap SME-platform (~Rs 81 Cr)</w:t>
       </w:r>
     </w:p>
     <w:p>
@@ -507,6 +2648,34 @@
     </w:p>
     <w:p>
       <w:pPr>
+        <w:spacing w:after="120"/>
+      </w:pPr>
+      <w:r>
+        <w:rPr>
+          <w:color w:val="666666"/>
+          <w:sz w:val="20"/>
+          <w:szCs w:val="20"/>
+        </w:rPr>
+        <w:t xml:space="preserve">4-box gate — tailwind: yes · TAM: yes · moat: weak · valuation: yes  (score 3.5 / 4)</w:t>
+      </w:r>
+    </w:p>
+    <w:p>
+      <w:pPr>
+        <w:spacing w:after="120"/>
+      </w:pPr>
+      <w:r>
+        <w:rPr>
+          <w:i/>
+          <w:iCs/>
+          <w:color w:val="666666"/>
+          <w:sz w:val="20"/>
+          <w:szCs w:val="20"/>
+        </w:rPr>
+        <w:t xml:space="preserve">tailwind now yes — a signed 20-yr Reliance EPC+O&amp;M contract is a structural multi-year driver (was 'weak' when the agreement was unverified); tam yes on the ~Rs 81 Cr microcap base; moat weak (third-party O&amp;M has low switching cost; Reliance credential is the only edge); valuation yes at ~12x trailing. FY26 negative operating cash flow and SME liquidity are separate constraints on conviction, not the four_box.</w:t>
+      </w:r>
+    </w:p>
+    <w:p>
+      <w:pPr>
         <w:pStyle w:val="Heading1"/>
         <w:spacing w:after="120" w:before="280"/>
       </w:pPr>
@@ -525,46 +2694,59 @@
           <w:sz w:val="24"/>
           <w:szCs w:val="24"/>
         </w:rPr>
-        <w:t xml:space="preserve">Cheap, high-return SME with a real Reliance credential — fits the 10x frame, held to Medium by SME liquidity and a short history</w:t>
-      </w:r>
-    </w:p>
-    <w:p>
-      <w:pPr>
-        <w:pStyle w:val="ListParagraph"/>
-        <w:numPr>
-          <w:ilvl w:val="0"/>
-          <w:numId w:val="1"/>
-        </w:numPr>
-        <w:spacing w:after="60"/>
-      </w:pPr>
-      <w:r>
-        <w:t xml:space="preserve">The fundamental package (ROCE ~27%, ~27% growth, debt-free, P/E ~11.7) plus a Reliance contract credential and a ~Rs 79 Cr base keeps this inside the 10x-in-2-3-years frame</w:t>
-      </w:r>
-    </w:p>
-    <w:p>
-      <w:pPr>
-        <w:pStyle w:val="ListParagraph"/>
-        <w:numPr>
-          <w:ilvl w:val="0"/>
-          <w:numId w:val="1"/>
-        </w:numPr>
-        <w:spacing w:after="60"/>
-      </w:pPr>
-      <w:r>
-        <w:t xml:space="preserve">Conviction is Medium, not higher: BSE-SME liquidity, ~1 year of public history, and a ~3-year lag on the flagship contract's revenue</w:t>
-      </w:r>
-    </w:p>
-    <w:p>
-      <w:pPr>
-        <w:pStyle w:val="ListParagraph"/>
-        <w:numPr>
-          <w:ilvl w:val="0"/>
-          <w:numId w:val="1"/>
-        </w:numPr>
-        <w:spacing w:after="60"/>
-      </w:pPr>
-      <w:r>
-        <w:t xml:space="preserve">Old 108-stock project rated this Tier A; re-derived under the open-screen thesis it still fits, with SME liquidity the unchanged binding constraint</w:t>
+        <w:t xml:space="preserve">Signed 20-year Reliance EPC+O&amp;M contract upgrades the credential and keeps this inside the 10x frame, but FY26 negative operating cash flow plus SME liquidity hold conviction at Medium</w:t>
+      </w:r>
+    </w:p>
+    <w:p>
+      <w:pPr>
+        <w:pStyle w:val="ListParagraph"/>
+        <w:numPr>
+          <w:ilvl w:val="0"/>
+          <w:numId w:val="1"/>
+        </w:numPr>
+        <w:spacing w:after="60"/>
+      </w:pPr>
+      <w:r>
+        <w:t xml:space="preserve">four_box score 3.5 (tailwind now yes — a signed 20-yr contract is a structural driver; tam yes on the ~Rs 81 Cr base; moat weak; valuation yes at ~12x) supports the 10x-in-2-3-years label</w:t>
+      </w:r>
+    </w:p>
+    <w:p>
+      <w:pPr>
+        <w:pStyle w:val="ListParagraph"/>
+        <w:numPr>
+          <w:ilvl w:val="0"/>
+          <w:numId w:val="1"/>
+        </w:numPr>
+        <w:spacing w:after="60"/>
+      </w:pPr>
+      <w:r>
+        <w:t xml:space="preserve">Conviction stays Medium: the contract de-risks thesis credibility but adds no revenue before ~FY29, and FY26 operating cash flow turned negative (-~Rs 15 Cr) as working capital and terminal capex scaled ahead of revenue</w:t>
+      </w:r>
+    </w:p>
+    <w:p>
+      <w:pPr>
+        <w:pStyle w:val="ListParagraph"/>
+        <w:numPr>
+          <w:ilvl w:val="0"/>
+          <w:numId w:val="1"/>
+        </w:numPr>
+        <w:spacing w:after="60"/>
+      </w:pPr>
+      <w:r>
+        <w:t xml:space="preserve">SME liquidity, ~1 year of public history, ROE compression to ~15%, and the CS resignation / GST dispute are the offsets keeping conviction below Medium-High</w:t>
+      </w:r>
+    </w:p>
+    <w:p>
+      <w:pPr>
+        <w:pStyle w:val="ListParagraph"/>
+        <w:numPr>
+          <w:ilvl w:val="0"/>
+          <w:numId w:val="1"/>
+        </w:numPr>
+        <w:spacing w:after="60"/>
+      </w:pPr>
+      <w:r>
+        <w:t xml:space="preserve">Re-check when the Mathura terminal reaches financial close / a commissioning schedule, when operating cash flow turns positive, or on a second anchor-contract win</w:t>
       </w:r>
     </w:p>
     <w:p>

--- a/projects/valuepickr-open-screen/docs/Repono Ltd.docx
+++ b/projects/valuepickr-open-screen/docs/Repono Ltd.docx
@@ -2395,6 +2395,40 @@
         </w:tc>
       </w:tr>
     </w:tbl>
+    <w:p>
+      <w:pPr>
+        <w:spacing w:after="60" w:before="120"/>
+      </w:pPr>
+      <w:r>
+        <w:rPr>
+          <w:b/>
+          <w:bCs/>
+          <w:sz w:val="20"/>
+          <w:szCs w:val="20"/>
+        </w:rPr>
+        <w:t xml:space="preserve">Track record (Coffee Can persistence check): </w:t>
+      </w:r>
+      <w:r>
+        <w:rPr>
+          <w:sz w:val="20"/>
+          <w:szCs w:val="20"/>
+        </w:rPr>
+        <w:t xml:space="preserve">cleared revenue growth ≥10% AND ROCE ≥15% in 3 of the last 5 years (consistency_score 60)</w:t>
+      </w:r>
+    </w:p>
+    <w:p>
+      <w:pPr>
+        <w:spacing w:after="120"/>
+      </w:pPr>
+      <w:r>
+        <w:rPr>
+          <w:color w:val="666666"/>
+          <w:sz w:val="18"/>
+          <w:szCs w:val="18"/>
+        </w:rPr>
+        <w:t xml:space="preserve">Per screener.in (FY21-FY25): FY21 (+52% rev / ROCE 45%), FY24 (+161% / 48%) and FY25 (+50% / 28%) cleared both bars. FY22 and FY23 saw revenue decline (-21%, -18%). FY26 (+28% revenue) ROCE not yet disclosed on screener; ~1 year of public history limits a longer look-back.</w:t>
+      </w:r>
+    </w:p>
     <w:p>
       <w:pPr>
         <w:pStyle w:val="Heading1"/>

--- a/projects/valuepickr-open-screen/docs/Repono Ltd.docx
+++ b/projects/valuepickr-open-screen/docs/Repono Ltd.docx
@@ -2799,6 +2799,179 @@
           <w:szCs w:val="18"/>
         </w:rPr>
         <w:t xml:space="preserve">This is independent research and analysis for informational purposes only, not personalized financial or investment advice. Past multi-bagger performance and forum/social sentiment are not indicators of future returns. Do your own due diligence before investing.</w:t>
+      </w:r>
+    </w:p>
+    <w:p/>
+    <w:p>
+      <w:r>
+        <w:rPr>
+          <w:b/>
+          <w:sz w:val="28"/>
+        </w:rPr>
+        <w:t>🔄 RESEARCH UPDATE - 2026-10-05</w:t>
+      </w:r>
+    </w:p>
+    <w:p>
+      <w:r>
+        <w:rPr>
+          <w:b/>
+        </w:rPr>
+        <w:t>📊 Key Metrics:</w:t>
+      </w:r>
+    </w:p>
+    <w:p>
+      <w:pPr>
+        <w:ind w:left="360"/>
+      </w:pPr>
+      <w:r>
+        <w:t xml:space="preserve">  • Company: Repono Ltd</w:t>
+      </w:r>
+    </w:p>
+    <w:p>
+      <w:pPr>
+        <w:ind w:left="360"/>
+      </w:pPr>
+      <w:r>
+        <w:t xml:space="preserve">  • Conviction: Not rated</w:t>
+      </w:r>
+    </w:p>
+    <w:p>
+      <w:pPr>
+        <w:ind w:left="360"/>
+      </w:pPr>
+      <w:r>
+        <w:t xml:space="preserve">  • Thesis: 10x-in-2-3-years</w:t>
+      </w:r>
+    </w:p>
+    <w:p>
+      <w:pPr>
+        <w:ind w:left="360"/>
+      </w:pPr>
+      <w:r>
+        <w:t xml:space="preserve">  • 4-Box Score: 3.5</w:t>
+      </w:r>
+    </w:p>
+    <w:p>
+      <w:pPr>
+        <w:ind w:left="360"/>
+      </w:pPr>
+      <w:r>
+        <w:t xml:space="preserve">  • Research Date: 2026-09-08</w:t>
+      </w:r>
+    </w:p>
+    <w:p>
+      <w:pPr>
+        <w:ind w:left="360"/>
+      </w:pPr>
+      <w:r>
+        <w:t xml:space="preserve">  • Red Flag: None</w:t>
+      </w:r>
+    </w:p>
+    <w:p/>
+    <w:p>
+      <w:r>
+        <w:rPr>
+          <w:b/>
+        </w:rPr>
+        <w:t>📝 Verdict:</w:t>
+      </w:r>
+    </w:p>
+    <w:p>
+      <w:pPr>
+        <w:ind w:left="360"/>
+      </w:pPr>
+      <w:r>
+        <w:t>Signed 20-year Reliance EPC+O&amp;M contract upgrades the credential and keeps this inside the 10x frame, but FY26 negative operating cash flow plus SME liquidity hold conviction at Medium</w:t>
+      </w:r>
+    </w:p>
+    <w:p/>
+    <w:p>
+      <w:r>
+        <w:rPr>
+          <w:b/>
+        </w:rPr>
+        <w:t>📈 Bull Case:</w:t>
+      </w:r>
+    </w:p>
+    <w:p>
+      <w:pPr>
+        <w:ind w:left="360"/>
+      </w:pPr>
+      <w:r>
+        <w:t>Signed 20-year Reliance EPC + O&amp;M contract for a greenfield POL terminal via a dedicated SPV — a materially stronger credential than the prior unverified 'agreement', and long-dated annuity O&amp;M once commissioned</w:t>
+      </w:r>
+    </w:p>
+    <w:p>
+      <w:pPr>
+        <w:ind w:left="360"/>
+      </w:pPr>
+      <w:r>
+        <w:t>P/E ~12.3 for a ~27% multi-year grower with historically high ROCE — cheap on the trailing number</w:t>
+      </w:r>
+    </w:p>
+    <w:p>
+      <w:pPr>
+        <w:ind w:left="360"/>
+      </w:pPr>
+      <w:r>
+        <w:t>Microcap (~Rs 81 Cr) — genuine 10x headroom if it graduates off SME, executes the Mathura terminal, and lands a second anchor contract</w:t>
+      </w:r>
+    </w:p>
+    <w:p>
+      <w:pPr>
+        <w:ind w:left="360"/>
+      </w:pPr>
+      <w:r>
+        <w:t>51% Saudi JV adds Gulf O&amp;M optionality; promoters reportedly pursuing a second large contract</w:t>
+      </w:r>
+    </w:p>
+    <w:p/>
+    <w:p>
+      <w:r>
+        <w:rPr>
+          <w:b/>
+        </w:rPr>
+        <w:t>📉 Bear Case:</w:t>
+      </w:r>
+    </w:p>
+    <w:p>
+      <w:pPr>
+        <w:ind w:left="360"/>
+      </w:pPr>
+      <w:r>
+        <w:t>FY26 operating cash flow was NEGATIVE ~Rs 15 Cr (FCF ~ -Rs 26 Cr) — growth is consuming cash, and the Mathura terminal capex is still ahead</w:t>
+      </w:r>
+    </w:p>
+    <w:p>
+      <w:pPr>
+        <w:ind w:left="360"/>
+      </w:pPr>
+      <w:r>
+        <w:t>Reliance-terminal revenue is ~3 years out (~FY29); the flagship contract does nothing for FY27-28 numbers</w:t>
+      </w:r>
+    </w:p>
+    <w:p>
+      <w:pPr>
+        <w:ind w:left="360"/>
+      </w:pPr>
+      <w:r>
+        <w:t>BSE-SME liquidity is a hard, structural constraint on building or exiting any real position</w:t>
+      </w:r>
+    </w:p>
+    <w:p>
+      <w:pPr>
+        <w:ind w:left="360"/>
+      </w:pPr>
+      <w:r>
+        <w:t>ROE has compressed to ~15%; ~1 year of public history; company-secretary resignation and a GST dispute are minor governance-noise items</w:t>
+      </w:r>
+    </w:p>
+    <w:p>
+      <w:pPr>
+        <w:ind w:left="360"/>
+      </w:pPr>
+      <w:r>
+        <w:t>Single anchor customer (Reliance) for the flagship asset; niche petroleum-sector customer concentration; unproven Saudi JV</w:t>
       </w:r>
     </w:p>
     <w:sectPr>
